--- a/[05] Documents/IT Project Guidance - On Non-Prod Environment Data.docx
+++ b/[05] Documents/IT Project Guidance - On Non-Prod Environment Data.docx
@@ -1,6 +1,6 @@
 
 <file path=word/document.xml><?xml version="1.0" encoding="utf-8"?>
-<w:document xmlns:wpc="http://schemas.microsoft.com/office/word/2010/wordprocessingCanvas" xmlns:cx="http://schemas.microsoft.com/office/drawing/2014/chartex" xmlns:cx1="http://schemas.microsoft.com/office/drawing/2015/9/8/chartex" xmlns:cx2="http://schemas.microsoft.com/office/drawing/2015/10/21/chartex" xmlns:cx3="http://schemas.microsoft.com/office/drawing/2016/5/9/chartex" xmlns:cx4="http://schemas.microsoft.com/office/drawing/2016/5/10/chartex" xmlns:cx5="http://schemas.microsoft.com/office/drawing/2016/5/11/chartex" xmlns:cx6="http://schemas.microsoft.com/office/drawing/2016/5/12/chartex" xmlns:cx7="http://schemas.microsoft.com/office/drawing/2016/5/13/chartex" xmlns:cx8="http://schemas.microsoft.com/office/drawing/2016/5/14/chartex" xmlns:mc="http://schemas.openxmlformats.org/markup-compatibility/2006" xmlns:aink="http://schemas.microsoft.com/office/drawing/2016/ink" xmlns:am3d="http://schemas.microsoft.com/office/drawing/2017/model3d" xmlns:o="urn:schemas-microsoft-com:office:office" xmlns:oel="http://schemas.microsoft.com/office/2019/extlst" xmlns:r="http://schemas.openxmlformats.org/officeDocument/2006/relationships" xmlns:m="http://schemas.openxmlformats.org/officeDocument/2006/math" xmlns:v="urn:schemas-microsoft-com:vml" xmlns:wp14="http://schemas.microsoft.com/office/word/2010/wordprocessingDrawing" xmlns:wp="http://schemas.openxmlformats.org/drawingml/2006/wordprocessingDrawing" xmlns:w10="urn:schemas-microsoft-com:office:word" xmlns:w="http://schemas.openxmlformats.org/wordprocessingml/2006/main" xmlns:w14="http://schemas.microsoft.com/office/word/2010/wordml" xmlns:w15="http://schemas.microsoft.com/office/word/2012/wordml" xmlns:w16cex="http://schemas.microsoft.com/office/word/2018/wordml/cex" xmlns:w16cid="http://schemas.microsoft.com/office/word/2016/wordml/cid" xmlns:w16="http://schemas.microsoft.com/office/word/2018/wordml" xmlns:w16sdtdh="http://schemas.microsoft.com/office/word/2020/wordml/sdtdatahash" xmlns:w16se="http://schemas.microsoft.com/office/word/2015/wordml/symex" xmlns:wpg="http://schemas.microsoft.com/office/word/2010/wordprocessingGroup" xmlns:wpi="http://schemas.microsoft.com/office/word/2010/wordprocessingInk" xmlns:wne="http://schemas.microsoft.com/office/word/2006/wordml" xmlns:wps="http://schemas.microsoft.com/office/word/2010/wordprocessingShape" mc:Ignorable="w14 w15 w16se w16cid w16 w16cex w16sdtdh wp14">
+<w:document xmlns:wpc="http://schemas.microsoft.com/office/word/2010/wordprocessingCanvas" xmlns:cx="http://schemas.microsoft.com/office/drawing/2014/chartex" xmlns:cx1="http://schemas.microsoft.com/office/drawing/2015/9/8/chartex" xmlns:cx2="http://schemas.microsoft.com/office/drawing/2015/10/21/chartex" xmlns:cx3="http://schemas.microsoft.com/office/drawing/2016/5/9/chartex" xmlns:cx4="http://schemas.microsoft.com/office/drawing/2016/5/10/chartex" xmlns:cx5="http://schemas.microsoft.com/office/drawing/2016/5/11/chartex" xmlns:cx6="http://schemas.microsoft.com/office/drawing/2016/5/12/chartex" xmlns:cx7="http://schemas.microsoft.com/office/drawing/2016/5/13/chartex" xmlns:cx8="http://schemas.microsoft.com/office/drawing/2016/5/14/chartex" xmlns:mc="http://schemas.openxmlformats.org/markup-compatibility/2006" xmlns:aink="http://schemas.microsoft.com/office/drawing/2016/ink" xmlns:am3d="http://schemas.microsoft.com/office/drawing/2017/model3d" xmlns:o="urn:schemas-microsoft-com:office:office" xmlns:oel="http://schemas.microsoft.com/office/2019/extlst" xmlns:r="http://schemas.openxmlformats.org/officeDocument/2006/relationships" xmlns:m="http://schemas.openxmlformats.org/officeDocument/2006/math" xmlns:v="urn:schemas-microsoft-com:vml" xmlns:wp14="http://schemas.microsoft.com/office/word/2010/wordprocessingDrawing" xmlns:wp="http://schemas.openxmlformats.org/drawingml/2006/wordprocessingDrawing" xmlns:w10="urn:schemas-microsoft-com:office:word" xmlns:w="http://schemas.openxmlformats.org/wordprocessingml/2006/main" xmlns:w14="http://schemas.microsoft.com/office/word/2010/wordml" xmlns:w15="http://schemas.microsoft.com/office/word/2012/wordml" xmlns:w16cex="http://schemas.microsoft.com/office/word/2018/wordml/cex" xmlns:w16cid="http://schemas.microsoft.com/office/word/2016/wordml/cid" xmlns:w16="http://schemas.microsoft.com/office/word/2018/wordml" xmlns:w16du="http://schemas.microsoft.com/office/word/2023/wordml/word16du" xmlns:w16sdtdh="http://schemas.microsoft.com/office/word/2020/wordml/sdtdatahash" xmlns:w16sdtfl="http://schemas.microsoft.com/office/word/2024/wordml/sdtformatlock" xmlns:w16se="http://schemas.microsoft.com/office/word/2015/wordml/symex" xmlns:wpg="http://schemas.microsoft.com/office/word/2010/wordprocessingGroup" xmlns:wpi="http://schemas.microsoft.com/office/word/2010/wordprocessingInk" xmlns:wne="http://schemas.microsoft.com/office/word/2006/wordml" xmlns:wps="http://schemas.microsoft.com/office/word/2010/wordprocessingShape" mc:Ignorable="w14 w15 w16se w16cid w16 w16cex w16sdtdh w16sdtfl w16du wp14">
   <w:body>
     <w:p>
       <w:pPr>
@@ -74,7 +74,7 @@
       <w:r>
         <w:br/>
       </w:r>
-      <w:bookmarkStart w:id="0" w:name="_Toc200793823"/>
+      <w:bookmarkStart w:id="0" w:name="_Toc230700773"/>
       <w:r>
         <w:t>Purpose</w:t>
       </w:r>
@@ -108,7 +108,7 @@
       <w:pPr>
         <w:pStyle w:val="Heading2"/>
       </w:pPr>
-      <w:bookmarkStart w:id="1" w:name="_Toc200793824"/>
+      <w:bookmarkStart w:id="1" w:name="_Toc230700774"/>
       <w:r>
         <w:t>Synopsis</w:t>
       </w:r>
@@ -151,7 +151,7 @@
       <w:pPr>
         <w:pStyle w:val="Heading2"/>
       </w:pPr>
-      <w:bookmarkStart w:id="3" w:name="_Toc200793825"/>
+      <w:bookmarkStart w:id="3" w:name="_Toc230700775"/>
       <w:r>
         <w:lastRenderedPageBreak/>
         <w:t>Contents</w:t>
@@ -179,7 +179,7 @@
       <w:r>
         <w:fldChar w:fldCharType="separate"/>
       </w:r>
-      <w:hyperlink w:anchor="_Toc200793823" w:history="1">
+      <w:hyperlink w:anchor="_Toc230700773" w:history="1">
         <w:r>
           <w:rPr>
             <w:rStyle w:val="Hyperlink"/>
@@ -206,7 +206,7 @@
             <w:noProof/>
             <w:webHidden/>
           </w:rPr>
-          <w:instrText xml:space="preserve"> PAGEREF _Toc200793823 \h </w:instrText>
+          <w:instrText xml:space="preserve"> PAGEREF _Toc230700773 \h </w:instrText>
         </w:r>
         <w:r>
           <w:rPr>
@@ -248,7 +248,7 @@
           <w14:ligatures w14:val="standardContextual"/>
         </w:rPr>
       </w:pPr>
-      <w:hyperlink w:anchor="_Toc200793824" w:history="1">
+      <w:hyperlink w:anchor="_Toc230700774" w:history="1">
         <w:r>
           <w:rPr>
             <w:rStyle w:val="Hyperlink"/>
@@ -275,7 +275,7 @@
             <w:noProof/>
             <w:webHidden/>
           </w:rPr>
-          <w:instrText xml:space="preserve"> PAGEREF _Toc200793824 \h </w:instrText>
+          <w:instrText xml:space="preserve"> PAGEREF _Toc230700774 \h </w:instrText>
         </w:r>
         <w:r>
           <w:rPr>
@@ -317,7 +317,7 @@
           <w14:ligatures w14:val="standardContextual"/>
         </w:rPr>
       </w:pPr>
-      <w:hyperlink w:anchor="_Toc200793825" w:history="1">
+      <w:hyperlink w:anchor="_Toc230700775" w:history="1">
         <w:r>
           <w:rPr>
             <w:rStyle w:val="Hyperlink"/>
@@ -344,7 +344,7 @@
             <w:noProof/>
             <w:webHidden/>
           </w:rPr>
-          <w:instrText xml:space="preserve"> PAGEREF _Toc200793825 \h </w:instrText>
+          <w:instrText xml:space="preserve"> PAGEREF _Toc230700775 \h </w:instrText>
         </w:r>
         <w:r>
           <w:rPr>
@@ -389,7 +389,7 @@
           <w14:ligatures w14:val="standardContextual"/>
         </w:rPr>
       </w:pPr>
-      <w:hyperlink w:anchor="_Toc200793826" w:history="1">
+      <w:hyperlink w:anchor="_Toc230700776" w:history="1">
         <w:r>
           <w:rPr>
             <w:rStyle w:val="Hyperlink"/>
@@ -416,7 +416,7 @@
             <w:noProof/>
             <w:webHidden/>
           </w:rPr>
-          <w:instrText xml:space="preserve"> PAGEREF _Toc200793826 \h </w:instrText>
+          <w:instrText xml:space="preserve"> PAGEREF _Toc230700776 \h </w:instrText>
         </w:r>
         <w:r>
           <w:rPr>
@@ -461,7 +461,7 @@
           <w14:ligatures w14:val="standardContextual"/>
         </w:rPr>
       </w:pPr>
-      <w:hyperlink w:anchor="_Toc200793827" w:history="1">
+      <w:hyperlink w:anchor="_Toc230700777" w:history="1">
         <w:r>
           <w:rPr>
             <w:rStyle w:val="Hyperlink"/>
@@ -488,7 +488,7 @@
             <w:noProof/>
             <w:webHidden/>
           </w:rPr>
-          <w:instrText xml:space="preserve"> PAGEREF _Toc200793827 \h </w:instrText>
+          <w:instrText xml:space="preserve"> PAGEREF _Toc230700777 \h </w:instrText>
         </w:r>
         <w:r>
           <w:rPr>
@@ -533,7 +533,7 @@
           <w14:ligatures w14:val="standardContextual"/>
         </w:rPr>
       </w:pPr>
-      <w:hyperlink w:anchor="_Toc200793828" w:history="1">
+      <w:hyperlink w:anchor="_Toc230700778" w:history="1">
         <w:r>
           <w:rPr>
             <w:rStyle w:val="Hyperlink"/>
@@ -560,7 +560,7 @@
             <w:noProof/>
             <w:webHidden/>
           </w:rPr>
-          <w:instrText xml:space="preserve"> PAGEREF _Toc200793828 \h </w:instrText>
+          <w:instrText xml:space="preserve"> PAGEREF _Toc230700778 \h </w:instrText>
         </w:r>
         <w:r>
           <w:rPr>
@@ -605,7 +605,7 @@
           <w14:ligatures w14:val="standardContextual"/>
         </w:rPr>
       </w:pPr>
-      <w:hyperlink w:anchor="_Toc200793829" w:history="1">
+      <w:hyperlink w:anchor="_Toc230700779" w:history="1">
         <w:r>
           <w:rPr>
             <w:rStyle w:val="Hyperlink"/>
@@ -632,7 +632,7 @@
             <w:noProof/>
             <w:webHidden/>
           </w:rPr>
-          <w:instrText xml:space="preserve"> PAGEREF _Toc200793829 \h </w:instrText>
+          <w:instrText xml:space="preserve"> PAGEREF _Toc230700779 \h </w:instrText>
         </w:r>
         <w:r>
           <w:rPr>
@@ -677,7 +677,7 @@
           <w14:ligatures w14:val="standardContextual"/>
         </w:rPr>
       </w:pPr>
-      <w:hyperlink w:anchor="_Toc200793830" w:history="1">
+      <w:hyperlink w:anchor="_Toc230700780" w:history="1">
         <w:r>
           <w:rPr>
             <w:rStyle w:val="Hyperlink"/>
@@ -704,7 +704,7 @@
             <w:noProof/>
             <w:webHidden/>
           </w:rPr>
-          <w:instrText xml:space="preserve"> PAGEREF _Toc200793830 \h </w:instrText>
+          <w:instrText xml:space="preserve"> PAGEREF _Toc230700780 \h </w:instrText>
         </w:r>
         <w:r>
           <w:rPr>
@@ -749,7 +749,7 @@
           <w14:ligatures w14:val="standardContextual"/>
         </w:rPr>
       </w:pPr>
-      <w:hyperlink w:anchor="_Toc200793831" w:history="1">
+      <w:hyperlink w:anchor="_Toc230700781" w:history="1">
         <w:r>
           <w:rPr>
             <w:rStyle w:val="Hyperlink"/>
@@ -776,7 +776,7 @@
             <w:noProof/>
             <w:webHidden/>
           </w:rPr>
-          <w:instrText xml:space="preserve"> PAGEREF _Toc200793831 \h </w:instrText>
+          <w:instrText xml:space="preserve"> PAGEREF _Toc230700781 \h </w:instrText>
         </w:r>
         <w:r>
           <w:rPr>
@@ -821,7 +821,7 @@
           <w14:ligatures w14:val="standardContextual"/>
         </w:rPr>
       </w:pPr>
-      <w:hyperlink w:anchor="_Toc200793832" w:history="1">
+      <w:hyperlink w:anchor="_Toc230700782" w:history="1">
         <w:r>
           <w:rPr>
             <w:rStyle w:val="Hyperlink"/>
@@ -848,7 +848,7 @@
             <w:noProof/>
             <w:webHidden/>
           </w:rPr>
-          <w:instrText xml:space="preserve"> PAGEREF _Toc200793832 \h </w:instrText>
+          <w:instrText xml:space="preserve"> PAGEREF _Toc230700782 \h </w:instrText>
         </w:r>
         <w:r>
           <w:rPr>
@@ -893,7 +893,7 @@
           <w14:ligatures w14:val="standardContextual"/>
         </w:rPr>
       </w:pPr>
-      <w:hyperlink w:anchor="_Toc200793833" w:history="1">
+      <w:hyperlink w:anchor="_Toc230700783" w:history="1">
         <w:r>
           <w:rPr>
             <w:rStyle w:val="Hyperlink"/>
@@ -920,7 +920,7 @@
             <w:noProof/>
             <w:webHidden/>
           </w:rPr>
-          <w:instrText xml:space="preserve"> PAGEREF _Toc200793833 \h </w:instrText>
+          <w:instrText xml:space="preserve"> PAGEREF _Toc230700783 \h </w:instrText>
         </w:r>
         <w:r>
           <w:rPr>
@@ -965,7 +965,7 @@
           <w14:ligatures w14:val="standardContextual"/>
         </w:rPr>
       </w:pPr>
-      <w:hyperlink w:anchor="_Toc200793834" w:history="1">
+      <w:hyperlink w:anchor="_Toc230700784" w:history="1">
         <w:r>
           <w:rPr>
             <w:rStyle w:val="Hyperlink"/>
@@ -992,7 +992,7 @@
             <w:noProof/>
             <w:webHidden/>
           </w:rPr>
-          <w:instrText xml:space="preserve"> PAGEREF _Toc200793834 \h </w:instrText>
+          <w:instrText xml:space="preserve"> PAGEREF _Toc230700784 \h </w:instrText>
         </w:r>
         <w:r>
           <w:rPr>
@@ -1037,7 +1037,7 @@
           <w14:ligatures w14:val="standardContextual"/>
         </w:rPr>
       </w:pPr>
-      <w:hyperlink w:anchor="_Toc200793835" w:history="1">
+      <w:hyperlink w:anchor="_Toc230700785" w:history="1">
         <w:r>
           <w:rPr>
             <w:rStyle w:val="Hyperlink"/>
@@ -1064,7 +1064,7 @@
             <w:noProof/>
             <w:webHidden/>
           </w:rPr>
-          <w:instrText xml:space="preserve"> PAGEREF _Toc200793835 \h </w:instrText>
+          <w:instrText xml:space="preserve"> PAGEREF _Toc230700785 \h </w:instrText>
         </w:r>
         <w:r>
           <w:rPr>
@@ -1109,7 +1109,7 @@
           <w14:ligatures w14:val="standardContextual"/>
         </w:rPr>
       </w:pPr>
-      <w:hyperlink w:anchor="_Toc200793836" w:history="1">
+      <w:hyperlink w:anchor="_Toc230700786" w:history="1">
         <w:r>
           <w:rPr>
             <w:rStyle w:val="Hyperlink"/>
@@ -1136,7 +1136,7 @@
             <w:noProof/>
             <w:webHidden/>
           </w:rPr>
-          <w:instrText xml:space="preserve"> PAGEREF _Toc200793836 \h </w:instrText>
+          <w:instrText xml:space="preserve"> PAGEREF _Toc230700786 \h </w:instrText>
         </w:r>
         <w:r>
           <w:rPr>
@@ -1181,7 +1181,7 @@
           <w14:ligatures w14:val="standardContextual"/>
         </w:rPr>
       </w:pPr>
-      <w:hyperlink w:anchor="_Toc200793837" w:history="1">
+      <w:hyperlink w:anchor="_Toc230700787" w:history="1">
         <w:r>
           <w:rPr>
             <w:rStyle w:val="Hyperlink"/>
@@ -1208,7 +1208,7 @@
             <w:noProof/>
             <w:webHidden/>
           </w:rPr>
-          <w:instrText xml:space="preserve"> PAGEREF _Toc200793837 \h </w:instrText>
+          <w:instrText xml:space="preserve"> PAGEREF _Toc230700787 \h </w:instrText>
         </w:r>
         <w:r>
           <w:rPr>
@@ -1253,7 +1253,7 @@
           <w14:ligatures w14:val="standardContextual"/>
         </w:rPr>
       </w:pPr>
-      <w:hyperlink w:anchor="_Toc200793838" w:history="1">
+      <w:hyperlink w:anchor="_Toc230700788" w:history="1">
         <w:r>
           <w:rPr>
             <w:rStyle w:val="Hyperlink"/>
@@ -1280,7 +1280,7 @@
             <w:noProof/>
             <w:webHidden/>
           </w:rPr>
-          <w:instrText xml:space="preserve"> PAGEREF _Toc200793838 \h </w:instrText>
+          <w:instrText xml:space="preserve"> PAGEREF _Toc230700788 \h </w:instrText>
         </w:r>
         <w:r>
           <w:rPr>
@@ -1325,7 +1325,7 @@
           <w14:ligatures w14:val="standardContextual"/>
         </w:rPr>
       </w:pPr>
-      <w:hyperlink w:anchor="_Toc200793839" w:history="1">
+      <w:hyperlink w:anchor="_Toc230700789" w:history="1">
         <w:r>
           <w:rPr>
             <w:rStyle w:val="Hyperlink"/>
@@ -1352,7 +1352,7 @@
             <w:noProof/>
             <w:webHidden/>
           </w:rPr>
-          <w:instrText xml:space="preserve"> PAGEREF _Toc200793839 \h </w:instrText>
+          <w:instrText xml:space="preserve"> PAGEREF _Toc230700789 \h </w:instrText>
         </w:r>
         <w:r>
           <w:rPr>
@@ -1397,7 +1397,7 @@
           <w14:ligatures w14:val="standardContextual"/>
         </w:rPr>
       </w:pPr>
-      <w:hyperlink w:anchor="_Toc200793840" w:history="1">
+      <w:hyperlink w:anchor="_Toc230700790" w:history="1">
         <w:r>
           <w:rPr>
             <w:rStyle w:val="Hyperlink"/>
@@ -1424,7 +1424,7 @@
             <w:noProof/>
             <w:webHidden/>
           </w:rPr>
-          <w:instrText xml:space="preserve"> PAGEREF _Toc200793840 \h </w:instrText>
+          <w:instrText xml:space="preserve"> PAGEREF _Toc230700790 \h </w:instrText>
         </w:r>
         <w:r>
           <w:rPr>
@@ -1469,7 +1469,7 @@
           <w14:ligatures w14:val="standardContextual"/>
         </w:rPr>
       </w:pPr>
-      <w:hyperlink w:anchor="_Toc200793841" w:history="1">
+      <w:hyperlink w:anchor="_Toc230700791" w:history="1">
         <w:r>
           <w:rPr>
             <w:rStyle w:val="Hyperlink"/>
@@ -1496,7 +1496,7 @@
             <w:noProof/>
             <w:webHidden/>
           </w:rPr>
-          <w:instrText xml:space="preserve"> PAGEREF _Toc200793841 \h </w:instrText>
+          <w:instrText xml:space="preserve"> PAGEREF _Toc230700791 \h </w:instrText>
         </w:r>
         <w:r>
           <w:rPr>
@@ -1541,7 +1541,7 @@
           <w14:ligatures w14:val="standardContextual"/>
         </w:rPr>
       </w:pPr>
-      <w:hyperlink w:anchor="_Toc200793842" w:history="1">
+      <w:hyperlink w:anchor="_Toc230700792" w:history="1">
         <w:r>
           <w:rPr>
             <w:rStyle w:val="Hyperlink"/>
@@ -1568,7 +1568,7 @@
             <w:noProof/>
             <w:webHidden/>
           </w:rPr>
-          <w:instrText xml:space="preserve"> PAGEREF _Toc200793842 \h </w:instrText>
+          <w:instrText xml:space="preserve"> PAGEREF _Toc230700792 \h </w:instrText>
         </w:r>
         <w:r>
           <w:rPr>
@@ -1613,7 +1613,7 @@
           <w14:ligatures w14:val="standardContextual"/>
         </w:rPr>
       </w:pPr>
-      <w:hyperlink w:anchor="_Toc200793843" w:history="1">
+      <w:hyperlink w:anchor="_Toc230700793" w:history="1">
         <w:r>
           <w:rPr>
             <w:rStyle w:val="Hyperlink"/>
@@ -1640,7 +1640,7 @@
             <w:noProof/>
             <w:webHidden/>
           </w:rPr>
-          <w:instrText xml:space="preserve"> PAGEREF _Toc200793843 \h </w:instrText>
+          <w:instrText xml:space="preserve"> PAGEREF _Toc230700793 \h </w:instrText>
         </w:r>
         <w:r>
           <w:rPr>
@@ -1685,7 +1685,7 @@
           <w14:ligatures w14:val="standardContextual"/>
         </w:rPr>
       </w:pPr>
-      <w:hyperlink w:anchor="_Toc200793844" w:history="1">
+      <w:hyperlink w:anchor="_Toc230700794" w:history="1">
         <w:r>
           <w:rPr>
             <w:rStyle w:val="Hyperlink"/>
@@ -1712,7 +1712,7 @@
             <w:noProof/>
             <w:webHidden/>
           </w:rPr>
-          <w:instrText xml:space="preserve"> PAGEREF _Toc200793844 \h </w:instrText>
+          <w:instrText xml:space="preserve"> PAGEREF _Toc230700794 \h </w:instrText>
         </w:r>
         <w:r>
           <w:rPr>
@@ -1754,7 +1754,7 @@
           <w14:ligatures w14:val="standardContextual"/>
         </w:rPr>
       </w:pPr>
-      <w:hyperlink w:anchor="_Toc200793845" w:history="1">
+      <w:hyperlink w:anchor="_Toc230700795" w:history="1">
         <w:r>
           <w:rPr>
             <w:rStyle w:val="Hyperlink"/>
@@ -1781,7 +1781,7 @@
             <w:noProof/>
             <w:webHidden/>
           </w:rPr>
-          <w:instrText xml:space="preserve"> PAGEREF _Toc200793845 \h </w:instrText>
+          <w:instrText xml:space="preserve"> PAGEREF _Toc230700795 \h </w:instrText>
         </w:r>
         <w:r>
           <w:rPr>
@@ -1826,7 +1826,7 @@
           <w14:ligatures w14:val="standardContextual"/>
         </w:rPr>
       </w:pPr>
-      <w:hyperlink w:anchor="_Toc200793846" w:history="1">
+      <w:hyperlink w:anchor="_Toc230700796" w:history="1">
         <w:r>
           <w:rPr>
             <w:rStyle w:val="Hyperlink"/>
@@ -1853,7 +1853,7 @@
             <w:noProof/>
             <w:webHidden/>
           </w:rPr>
-          <w:instrText xml:space="preserve"> PAGEREF _Toc200793846 \h </w:instrText>
+          <w:instrText xml:space="preserve"> PAGEREF _Toc230700796 \h </w:instrText>
         </w:r>
         <w:r>
           <w:rPr>
@@ -1898,7 +1898,7 @@
           <w14:ligatures w14:val="standardContextual"/>
         </w:rPr>
       </w:pPr>
-      <w:hyperlink w:anchor="_Toc200793847" w:history="1">
+      <w:hyperlink w:anchor="_Toc230700797" w:history="1">
         <w:r>
           <w:rPr>
             <w:rStyle w:val="Hyperlink"/>
@@ -1925,7 +1925,7 @@
             <w:noProof/>
             <w:webHidden/>
           </w:rPr>
-          <w:instrText xml:space="preserve"> PAGEREF _Toc200793847 \h </w:instrText>
+          <w:instrText xml:space="preserve"> PAGEREF _Toc230700797 \h </w:instrText>
         </w:r>
         <w:r>
           <w:rPr>
@@ -1970,7 +1970,7 @@
           <w14:ligatures w14:val="standardContextual"/>
         </w:rPr>
       </w:pPr>
-      <w:hyperlink w:anchor="_Toc200793848" w:history="1">
+      <w:hyperlink w:anchor="_Toc230700798" w:history="1">
         <w:r>
           <w:rPr>
             <w:rStyle w:val="Hyperlink"/>
@@ -1997,7 +1997,7 @@
             <w:noProof/>
             <w:webHidden/>
           </w:rPr>
-          <w:instrText xml:space="preserve"> PAGEREF _Toc200793848 \h </w:instrText>
+          <w:instrText xml:space="preserve"> PAGEREF _Toc230700798 \h </w:instrText>
         </w:r>
         <w:r>
           <w:rPr>
@@ -2042,7 +2042,7 @@
           <w14:ligatures w14:val="standardContextual"/>
         </w:rPr>
       </w:pPr>
-      <w:hyperlink w:anchor="_Toc200793849" w:history="1">
+      <w:hyperlink w:anchor="_Toc230700799" w:history="1">
         <w:r>
           <w:rPr>
             <w:rStyle w:val="Hyperlink"/>
@@ -2069,7 +2069,7 @@
             <w:noProof/>
             <w:webHidden/>
           </w:rPr>
-          <w:instrText xml:space="preserve"> PAGEREF _Toc200793849 \h </w:instrText>
+          <w:instrText xml:space="preserve"> PAGEREF _Toc230700799 \h </w:instrText>
         </w:r>
         <w:r>
           <w:rPr>
@@ -2114,7 +2114,7 @@
           <w14:ligatures w14:val="standardContextual"/>
         </w:rPr>
       </w:pPr>
-      <w:hyperlink w:anchor="_Toc200793850" w:history="1">
+      <w:hyperlink w:anchor="_Toc230700800" w:history="1">
         <w:r>
           <w:rPr>
             <w:rStyle w:val="Hyperlink"/>
@@ -2141,7 +2141,7 @@
             <w:noProof/>
             <w:webHidden/>
           </w:rPr>
-          <w:instrText xml:space="preserve"> PAGEREF _Toc200793850 \h </w:instrText>
+          <w:instrText xml:space="preserve"> PAGEREF _Toc230700800 \h </w:instrText>
         </w:r>
         <w:r>
           <w:rPr>
@@ -2186,7 +2186,7 @@
           <w14:ligatures w14:val="standardContextual"/>
         </w:rPr>
       </w:pPr>
-      <w:hyperlink w:anchor="_Toc200793851" w:history="1">
+      <w:hyperlink w:anchor="_Toc230700801" w:history="1">
         <w:r>
           <w:rPr>
             <w:rStyle w:val="Hyperlink"/>
@@ -2213,7 +2213,7 @@
             <w:noProof/>
             <w:webHidden/>
           </w:rPr>
-          <w:instrText xml:space="preserve"> PAGEREF _Toc200793851 \h </w:instrText>
+          <w:instrText xml:space="preserve"> PAGEREF _Toc230700801 \h </w:instrText>
         </w:r>
         <w:r>
           <w:rPr>
@@ -2258,7 +2258,7 @@
           <w14:ligatures w14:val="standardContextual"/>
         </w:rPr>
       </w:pPr>
-      <w:hyperlink w:anchor="_Toc200793852" w:history="1">
+      <w:hyperlink w:anchor="_Toc230700802" w:history="1">
         <w:r>
           <w:rPr>
             <w:rStyle w:val="Hyperlink"/>
@@ -2285,7 +2285,7 @@
             <w:noProof/>
             <w:webHidden/>
           </w:rPr>
-          <w:instrText xml:space="preserve"> PAGEREF _Toc200793852 \h </w:instrText>
+          <w:instrText xml:space="preserve"> PAGEREF _Toc230700802 \h </w:instrText>
         </w:r>
         <w:r>
           <w:rPr>
@@ -2330,7 +2330,7 @@
           <w14:ligatures w14:val="standardContextual"/>
         </w:rPr>
       </w:pPr>
-      <w:hyperlink w:anchor="_Toc200793853" w:history="1">
+      <w:hyperlink w:anchor="_Toc230700803" w:history="1">
         <w:r>
           <w:rPr>
             <w:rStyle w:val="Hyperlink"/>
@@ -2357,7 +2357,7 @@
             <w:noProof/>
             <w:webHidden/>
           </w:rPr>
-          <w:instrText xml:space="preserve"> PAGEREF _Toc200793853 \h </w:instrText>
+          <w:instrText xml:space="preserve"> PAGEREF _Toc230700803 \h </w:instrText>
         </w:r>
         <w:r>
           <w:rPr>
@@ -2402,7 +2402,7 @@
           <w14:ligatures w14:val="standardContextual"/>
         </w:rPr>
       </w:pPr>
-      <w:hyperlink w:anchor="_Toc200793854" w:history="1">
+      <w:hyperlink w:anchor="_Toc230700804" w:history="1">
         <w:r>
           <w:rPr>
             <w:rStyle w:val="Hyperlink"/>
@@ -2429,7 +2429,7 @@
             <w:noProof/>
             <w:webHidden/>
           </w:rPr>
-          <w:instrText xml:space="preserve"> PAGEREF _Toc200793854 \h </w:instrText>
+          <w:instrText xml:space="preserve"> PAGEREF _Toc230700804 \h </w:instrText>
         </w:r>
         <w:r>
           <w:rPr>
@@ -2474,7 +2474,7 @@
           <w14:ligatures w14:val="standardContextual"/>
         </w:rPr>
       </w:pPr>
-      <w:hyperlink w:anchor="_Toc200793855" w:history="1">
+      <w:hyperlink w:anchor="_Toc230700805" w:history="1">
         <w:r>
           <w:rPr>
             <w:rStyle w:val="Hyperlink"/>
@@ -2501,7 +2501,7 @@
             <w:noProof/>
             <w:webHidden/>
           </w:rPr>
-          <w:instrText xml:space="preserve"> PAGEREF _Toc200793855 \h </w:instrText>
+          <w:instrText xml:space="preserve"> PAGEREF _Toc230700805 \h </w:instrText>
         </w:r>
         <w:r>
           <w:rPr>
@@ -2543,7 +2543,7 @@
           <w14:ligatures w14:val="standardContextual"/>
         </w:rPr>
       </w:pPr>
-      <w:hyperlink w:anchor="_Toc200793856" w:history="1">
+      <w:hyperlink w:anchor="_Toc230700806" w:history="1">
         <w:r>
           <w:rPr>
             <w:rStyle w:val="Hyperlink"/>
@@ -2570,7 +2570,7 @@
             <w:noProof/>
             <w:webHidden/>
           </w:rPr>
-          <w:instrText xml:space="preserve"> PAGEREF _Toc200793856 \h </w:instrText>
+          <w:instrText xml:space="preserve"> PAGEREF _Toc230700806 \h </w:instrText>
         </w:r>
         <w:r>
           <w:rPr>
@@ -2612,27 +2612,13 @@
           <w14:ligatures w14:val="standardContextual"/>
         </w:rPr>
       </w:pPr>
-      <w:hyperlink w:anchor="_Toc200793857" w:history="1">
+      <w:hyperlink w:anchor="_Toc230700807" w:history="1">
         <w:r>
           <w:rPr>
             <w:rStyle w:val="Hyperlink"/>
             <w:noProof/>
           </w:rPr>
-          <w:t>Appendix C - How the Consuming Service Gets A</w:t>
-        </w:r>
-        <w:r>
-          <w:rPr>
-            <w:rStyle w:val="Hyperlink"/>
-            <w:noProof/>
-          </w:rPr>
-          <w:t>u</w:t>
-        </w:r>
-        <w:r>
-          <w:rPr>
-            <w:rStyle w:val="Hyperlink"/>
-            <w:noProof/>
-          </w:rPr>
-          <w:t>thorised to Query the Remote System</w:t>
+          <w:t>Appendix C - How the Consuming Service Gets Authorised to Query the Remote System</w:t>
         </w:r>
         <w:r>
           <w:rPr>
@@ -2653,7 +2639,7 @@
             <w:noProof/>
             <w:webHidden/>
           </w:rPr>
-          <w:instrText xml:space="preserve"> PAGEREF _Toc200793857 \h </w:instrText>
+          <w:instrText xml:space="preserve"> PAGEREF _Toc230700807 \h </w:instrText>
         </w:r>
         <w:r>
           <w:rPr>
@@ -2714,7 +2700,7 @@
       <w:pPr>
         <w:pStyle w:val="Heading1"/>
       </w:pPr>
-      <w:bookmarkStart w:id="4" w:name="_Toc200793826"/>
+      <w:bookmarkStart w:id="4" w:name="_Toc230700776"/>
       <w:r>
         <w:lastRenderedPageBreak/>
         <w:t>Purpose and Audience</w:t>
@@ -2736,7 +2722,7 @@
       <w:pPr>
         <w:pStyle w:val="Heading1"/>
       </w:pPr>
-      <w:bookmarkStart w:id="5" w:name="_Toc200793827"/>
+      <w:bookmarkStart w:id="5" w:name="_Toc230700777"/>
       <w:r>
         <w:t>Scope</w:t>
       </w:r>
@@ -2757,7 +2743,7 @@
       <w:pPr>
         <w:pStyle w:val="Heading1"/>
       </w:pPr>
-      <w:bookmarkStart w:id="6" w:name="_Toc200793828"/>
+      <w:bookmarkStart w:id="6" w:name="_Toc230700778"/>
       <w:r>
         <w:t>Background</w:t>
       </w:r>
@@ -2820,7 +2806,7 @@
       <w:pPr>
         <w:pStyle w:val="Heading1"/>
       </w:pPr>
-      <w:bookmarkStart w:id="7" w:name="_Toc200793829"/>
+      <w:bookmarkStart w:id="7" w:name="_Toc230700779"/>
       <w:r>
         <w:t>Production Data is Not Test Data</w:t>
       </w:r>
@@ -2853,22 +2839,14 @@
     </w:p>
     <w:p>
       <w:r>
-        <w:t xml:space="preserve">In environments such as pre-production, this behaviour becomes institutionalised. Tests "only work" when production data is used. This signals that the testing is broken. If a test cannot pass using designed, intentional test data, then either the test is </w:t>
-      </w:r>
-      <w:proofErr w:type="gramStart"/>
-      <w:r>
-        <w:t>invalid</w:t>
-      </w:r>
-      <w:proofErr w:type="gramEnd"/>
-      <w:r>
-        <w:t xml:space="preserve"> or the code is unfit for release.</w:t>
+        <w:t>In environments such as pre-production, this behaviour becomes institutionalised. Tests "only work" when production data is used. This signals that the testing is broken. If a test cannot pass using designed, intentional test data, then either the test is invalid or the code is unfit for release.</w:t>
       </w:r>
     </w:p>
     <w:p>
       <w:pPr>
         <w:pStyle w:val="Heading1"/>
       </w:pPr>
-      <w:bookmarkStart w:id="8" w:name="_Toc200793830"/>
+      <w:bookmarkStart w:id="8" w:name="_Toc230700780"/>
       <w:r>
         <w:t xml:space="preserve">Production </w:t>
       </w:r>
@@ -2925,7 +2903,7 @@
       <w:pPr>
         <w:pStyle w:val="Heading1"/>
       </w:pPr>
-      <w:bookmarkStart w:id="9" w:name="_Toc200793831"/>
+      <w:bookmarkStart w:id="9" w:name="_Toc230700781"/>
       <w:proofErr w:type="spellStart"/>
       <w:r>
         <w:t>Subsetting</w:t>
@@ -3004,9 +2982,9 @@
       <w:pPr>
         <w:pStyle w:val="Heading1"/>
       </w:pPr>
-      <w:bookmarkStart w:id="10" w:name="_Toc200793832"/>
-      <w:r>
-        <w:t>Putting in Test Data in Production Data</w:t>
+      <w:bookmarkStart w:id="10" w:name="_Toc230700782"/>
+      <w:r>
+        <w:t>Putting Test Data in Production Data</w:t>
       </w:r>
       <w:bookmarkEnd w:id="10"/>
     </w:p>
@@ -3068,7 +3046,7 @@
       <w:pPr>
         <w:pStyle w:val="Heading1"/>
       </w:pPr>
-      <w:bookmarkStart w:id="11" w:name="_Toc200793833"/>
+      <w:bookmarkStart w:id="11" w:name="_Toc230700783"/>
       <w:r>
         <w:lastRenderedPageBreak/>
         <w:t xml:space="preserve">Preprod </w:t>
@@ -3136,7 +3114,7 @@
       <w:pPr>
         <w:pStyle w:val="Heading1"/>
       </w:pPr>
-      <w:bookmarkStart w:id="12" w:name="_Toc200793834"/>
+      <w:bookmarkStart w:id="12" w:name="_Toc230700784"/>
       <w:r>
         <w:t xml:space="preserve">Backup Data Is </w:t>
       </w:r>
@@ -3253,7 +3231,7 @@
       <w:pPr>
         <w:pStyle w:val="Heading1"/>
       </w:pPr>
-      <w:bookmarkStart w:id="13" w:name="_Toc200793835"/>
+      <w:bookmarkStart w:id="13" w:name="_Toc230700785"/>
       <w:r>
         <w:lastRenderedPageBreak/>
         <w:t>Obfuscat</w:t>
@@ -3325,7 +3303,7 @@
       <w:pPr>
         <w:pStyle w:val="Heading1"/>
       </w:pPr>
-      <w:bookmarkStart w:id="14" w:name="_Toc200793836"/>
+      <w:bookmarkStart w:id="14" w:name="_Toc230700786"/>
       <w:r>
         <w:t>Anonymised Data Is Not Test Data</w:t>
       </w:r>
@@ -3361,7 +3339,7 @@
       <w:pPr>
         <w:pStyle w:val="Heading1"/>
       </w:pPr>
-      <w:bookmarkStart w:id="15" w:name="_Toc200793837"/>
+      <w:bookmarkStart w:id="15" w:name="_Toc230700787"/>
       <w:r>
         <w:t xml:space="preserve">A </w:t>
       </w:r>
@@ -3478,7 +3456,7 @@
       <w:pPr>
         <w:pStyle w:val="Heading1"/>
       </w:pPr>
-      <w:bookmarkStart w:id="16" w:name="_Toc200793838"/>
+      <w:bookmarkStart w:id="16" w:name="_Toc230700788"/>
       <w:r>
         <w:t>Designing Durable Test Data</w:t>
       </w:r>
@@ -3532,7 +3510,13 @@
         <w:pStyle w:val="BodyText"/>
       </w:pPr>
       <w:r>
-        <w:t>As a baseline, each core entity should have at least 42 records to enable pagination testing—two full pages plus a partial. These records must represent the full spread of actors and states: learners, teachers, parents, support roles, with conditions including active, pending, rejected, or edge-case transitions like aged-out or dual enrolment.</w:t>
+        <w:t>As a baseline, each core entity should have at least 42 records to enable pagination testing—two full pages plus a partial</w:t>
+      </w:r>
+      <w:r>
+        <w:t xml:space="preserve"> two lines</w:t>
+      </w:r>
+      <w:r>
+        <w:t>. These records must represent the full spread of actors and states: learners, teachers, parents, support roles, with conditions including active, pending, rejected, or edge-case transitions like aged-out or dual enrolment.</w:t>
       </w:r>
     </w:p>
     <w:p>
@@ -3547,7 +3531,7 @@
       <w:pPr>
         <w:pStyle w:val="Heading1"/>
       </w:pPr>
-      <w:bookmarkStart w:id="17" w:name="_Toc200793839"/>
+      <w:bookmarkStart w:id="17" w:name="_Toc230700789"/>
       <w:r>
         <w:t xml:space="preserve">Regarding </w:t>
       </w:r>
@@ -3625,6 +3609,7 @@
         <w:pStyle w:val="BodyText"/>
       </w:pPr>
       <w:r>
+        <w:lastRenderedPageBreak/>
         <w:t>Without deliberate coordination, integration testing lacks control. Once one system uses convenience over caution, trust breaks down. Maturity must be shared—otherwise, so is the risk.</w:t>
       </w:r>
     </w:p>
@@ -3632,9 +3617,8 @@
       <w:pPr>
         <w:pStyle w:val="Heading1"/>
       </w:pPr>
-      <w:bookmarkStart w:id="18" w:name="_Toc200793840"/>
-      <w:r>
-        <w:lastRenderedPageBreak/>
+      <w:bookmarkStart w:id="18" w:name="_Toc230700790"/>
+      <w:r>
         <w:t xml:space="preserve">Regarding Integrations to </w:t>
       </w:r>
       <w:r>
@@ -3780,12 +3764,15 @@
     </w:p>
     <w:p>
       <w:r>
-        <w:t>Such practices also reduce architectural clarity. Tokens should contain what the identity provider is accountable for—not a mixture of upstream or system-derived knowledge. If additional claims are required, they should be retrieved through secure APIs with proper access controls, not baked into the token itself. This approach maintains separation of concerns, simplifies auditing, and reduces accidental overexposure.</w:t>
-      </w:r>
-    </w:p>
-    <w:p>
+        <w:t xml:space="preserve">Such practices also reduce architectural clarity. Tokens should contain what the identity provider is accountable for—not a mixture of upstream or system-derived knowledge. If additional claims are required, they should be retrieved through secure APIs with proper </w:t>
+      </w:r>
       <w:r>
         <w:lastRenderedPageBreak/>
+        <w:t>access controls, not baked into the token itself. This approach maintains separation of concerns, simplifies auditing, and reduces accidental overexposure.</w:t>
+      </w:r>
+    </w:p>
+    <w:p>
+      <w:r>
         <w:t>In summary, padding identity tokens with context from other systems undermines both data protection principles and system integrity. Tokens should remain as lean and isolated as possible, especially in environments handling synthetic test data.</w:t>
       </w:r>
     </w:p>
@@ -3793,7 +3780,7 @@
       <w:pPr>
         <w:pStyle w:val="Heading1"/>
       </w:pPr>
-      <w:bookmarkStart w:id="19" w:name="_Toc200793841"/>
+      <w:bookmarkStart w:id="19" w:name="_Toc230700791"/>
       <w:r>
         <w:t>Designing Durable Cross System Test Data</w:t>
       </w:r>
@@ -3881,7 +3868,7 @@
       <w:pPr>
         <w:pStyle w:val="Heading1"/>
       </w:pPr>
-      <w:bookmarkStart w:id="20" w:name="_Toc200793842"/>
+      <w:bookmarkStart w:id="20" w:name="_Toc230700792"/>
       <w:r>
         <w:t xml:space="preserve">Loading </w:t>
       </w:r>
@@ -3928,11 +3915,8 @@
     </w:p>
     <w:p>
       <w:r>
-        <w:t xml:space="preserve">In ideal circumstances, the service would expose APIs specifically designed for test data upload that bypass validation, with strict safeguards to ensure such endpoints are </w:t>
-      </w:r>
-      <w:r>
         <w:lastRenderedPageBreak/>
-        <w:t xml:space="preserve">disabled in production </w:t>
+        <w:t xml:space="preserve">In ideal circumstances, the service would expose APIs specifically designed for test data upload that bypass validation, with strict safeguards to ensure such endpoints are disabled in production </w:t>
       </w:r>
       <w:r>
         <w:t xml:space="preserve">data </w:t>
@@ -3986,7 +3970,7 @@
       <w:pPr>
         <w:pStyle w:val="Heading1"/>
       </w:pPr>
-      <w:bookmarkStart w:id="21" w:name="_Toc200793843"/>
+      <w:bookmarkStart w:id="21" w:name="_Toc230700793"/>
       <w:r>
         <w:t>Conclusion</w:t>
       </w:r>
@@ -4059,7 +4043,7 @@
       </w:pPr>
       <w:bookmarkStart w:id="22" w:name="Location_Appendices"/>
       <w:bookmarkStart w:id="23" w:name="_Toc145049430"/>
-      <w:bookmarkStart w:id="24" w:name="_Toc200793844"/>
+      <w:bookmarkStart w:id="24" w:name="_Toc230700794"/>
       <w:bookmarkEnd w:id="22"/>
       <w:r>
         <w:lastRenderedPageBreak/>
@@ -4073,7 +4057,7 @@
         <w:pStyle w:val="Appendix"/>
       </w:pPr>
       <w:bookmarkStart w:id="25" w:name="_Toc145049431"/>
-      <w:bookmarkStart w:id="26" w:name="_Toc200793845"/>
+      <w:bookmarkStart w:id="26" w:name="_Toc230700795"/>
       <w:r>
         <w:t xml:space="preserve">Appendix A - </w:t>
       </w:r>
@@ -4110,7 +4094,7 @@
       <w:pPr>
         <w:pStyle w:val="Heading3"/>
       </w:pPr>
-      <w:bookmarkStart w:id="27" w:name="_Toc200793846"/>
+      <w:bookmarkStart w:id="27" w:name="_Toc230700796"/>
       <w:r>
         <w:t>Versions</w:t>
       </w:r>
@@ -4145,18 +4129,64 @@
       <w:pPr>
         <w:pStyle w:val="Heading3"/>
       </w:pPr>
-      <w:bookmarkStart w:id="28" w:name="_Toc200793847"/>
+      <w:bookmarkStart w:id="28" w:name="_Toc230700797"/>
       <w:r>
         <w:t>Images</w:t>
       </w:r>
       <w:bookmarkEnd w:id="28"/>
     </w:p>
     <w:p>
+      <w:fldSimple w:instr=" TOC \h \z \c &quot;Figure&quot; ">
+        <w:r>
+          <w:rPr>
+            <w:b/>
+            <w:bCs/>
+            <w:noProof/>
+            <w:lang w:val="en-US"/>
+          </w:rPr>
+          <w:t>No table of figures entries found.</w:t>
+        </w:r>
+      </w:fldSimple>
+    </w:p>
+    <w:p>
+      <w:pPr>
+        <w:pStyle w:val="Heading3"/>
+      </w:pPr>
+      <w:bookmarkStart w:id="29" w:name="_Toc230700798"/>
+      <w:r>
+        <w:t>Tables</w:t>
+      </w:r>
+      <w:bookmarkEnd w:id="29"/>
+    </w:p>
+    <w:p>
+      <w:fldSimple w:instr=" TOC \h \z \c &quot;Table&quot; ">
+        <w:r>
+          <w:rPr>
+            <w:b/>
+            <w:bCs/>
+            <w:noProof/>
+            <w:lang w:val="en-US"/>
+          </w:rPr>
+          <w:t>No table of figures entries found.</w:t>
+        </w:r>
+      </w:fldSimple>
+    </w:p>
+    <w:p>
+      <w:pPr>
+        <w:pStyle w:val="Heading3"/>
+      </w:pPr>
+      <w:bookmarkStart w:id="30" w:name="_Toc230700799"/>
+      <w:r>
+        <w:t>References</w:t>
+      </w:r>
+      <w:bookmarkEnd w:id="30"/>
+    </w:p>
+    <w:p>
       <w:r>
         <w:fldChar w:fldCharType="begin"/>
       </w:r>
       <w:r>
-        <w:instrText xml:space="preserve"> TOC \h \z \c "Figure" </w:instrText>
+        <w:instrText xml:space="preserve"> BIBLIOGRAPHY  \l 5129 </w:instrText>
       </w:r>
       <w:r>
         <w:fldChar w:fldCharType="separate"/>
@@ -4168,7 +4198,7 @@
           <w:noProof/>
           <w:lang w:val="en-US"/>
         </w:rPr>
-        <w:t>No table of figures entries found.</w:t>
+        <w:t>There are no sources in the current document.</w:t>
       </w:r>
       <w:r>
         <w:fldChar w:fldCharType="end"/>
@@ -4178,73 +4208,7 @@
       <w:pPr>
         <w:pStyle w:val="Heading3"/>
       </w:pPr>
-      <w:bookmarkStart w:id="29" w:name="_Toc200793848"/>
-      <w:r>
-        <w:t>Tables</w:t>
-      </w:r>
-      <w:bookmarkEnd w:id="29"/>
-    </w:p>
-    <w:p>
-      <w:r>
-        <w:fldChar w:fldCharType="begin"/>
-      </w:r>
-      <w:r>
-        <w:instrText xml:space="preserve"> TOC \h \z \c "Table" </w:instrText>
-      </w:r>
-      <w:r>
-        <w:fldChar w:fldCharType="separate"/>
-      </w:r>
-      <w:r>
-        <w:rPr>
-          <w:b/>
-          <w:bCs/>
-          <w:noProof/>
-          <w:lang w:val="en-US"/>
-        </w:rPr>
-        <w:t>No table of figures entries found.</w:t>
-      </w:r>
-      <w:r>
-        <w:fldChar w:fldCharType="end"/>
-      </w:r>
-    </w:p>
-    <w:p>
-      <w:pPr>
-        <w:pStyle w:val="Heading3"/>
-      </w:pPr>
-      <w:bookmarkStart w:id="30" w:name="_Toc200793849"/>
-      <w:r>
-        <w:t>References</w:t>
-      </w:r>
-      <w:bookmarkEnd w:id="30"/>
-    </w:p>
-    <w:p>
-      <w:r>
-        <w:fldChar w:fldCharType="begin"/>
-      </w:r>
-      <w:r>
-        <w:instrText xml:space="preserve"> BIBLIOGRAPHY  \l 5129 </w:instrText>
-      </w:r>
-      <w:r>
-        <w:fldChar w:fldCharType="separate"/>
-      </w:r>
-      <w:r>
-        <w:rPr>
-          <w:b/>
-          <w:bCs/>
-          <w:noProof/>
-          <w:lang w:val="en-US"/>
-        </w:rPr>
-        <w:t>There are no sources in the current document.</w:t>
-      </w:r>
-      <w:r>
-        <w:fldChar w:fldCharType="end"/>
-      </w:r>
-    </w:p>
-    <w:p>
-      <w:pPr>
-        <w:pStyle w:val="Heading3"/>
-      </w:pPr>
-      <w:bookmarkStart w:id="31" w:name="_Toc200793850"/>
+      <w:bookmarkStart w:id="31" w:name="_Toc230700800"/>
       <w:r>
         <w:t>Review Distribution</w:t>
       </w:r>
@@ -4393,7 +4357,7 @@
       <w:pPr>
         <w:pStyle w:val="Heading3"/>
       </w:pPr>
-      <w:bookmarkStart w:id="33" w:name="_Toc200793851"/>
+      <w:bookmarkStart w:id="33" w:name="_Toc230700801"/>
       <w:bookmarkEnd w:id="32"/>
       <w:r>
         <w:t>Audience</w:t>
@@ -4412,7 +4376,7 @@
       <w:pPr>
         <w:pStyle w:val="Heading3"/>
       </w:pPr>
-      <w:bookmarkStart w:id="34" w:name="_Toc200793852"/>
+      <w:bookmarkStart w:id="34" w:name="_Toc230700802"/>
       <w:r>
         <w:t>Structure</w:t>
       </w:r>
@@ -4430,7 +4394,7 @@
       <w:pPr>
         <w:pStyle w:val="Heading3"/>
       </w:pPr>
-      <w:bookmarkStart w:id="35" w:name="_Toc200793853"/>
+      <w:bookmarkStart w:id="35" w:name="_Toc230700803"/>
       <w:r>
         <w:lastRenderedPageBreak/>
         <w:t>Diagrams</w:t>
@@ -4457,7 +4421,7 @@
         <w:pStyle w:val="Heading3"/>
       </w:pPr>
       <w:bookmarkStart w:id="37" w:name="_Hlk174689663"/>
-      <w:bookmarkStart w:id="38" w:name="_Toc200793854"/>
+      <w:bookmarkStart w:id="38" w:name="_Toc230700804"/>
       <w:bookmarkEnd w:id="36"/>
       <w:r>
         <w:t>Acronyms</w:t>
@@ -4661,7 +4625,7 @@
       <w:pPr>
         <w:pStyle w:val="Heading3"/>
       </w:pPr>
-      <w:bookmarkStart w:id="44" w:name="_Toc200793855"/>
+      <w:bookmarkStart w:id="44" w:name="_Toc230700805"/>
       <w:r>
         <w:t>Terms</w:t>
       </w:r>
@@ -5056,7 +5020,7 @@
       <w:pPr>
         <w:pStyle w:val="Appendix"/>
       </w:pPr>
-      <w:bookmarkStart w:id="46" w:name="_Toc200793856"/>
+      <w:bookmarkStart w:id="46" w:name="_Toc230700806"/>
       <w:bookmarkEnd w:id="37"/>
       <w:r>
         <w:t xml:space="preserve">Appendix </w:t>
@@ -5153,7 +5117,7 @@
       <w:pPr>
         <w:pStyle w:val="Appendix"/>
       </w:pPr>
-      <w:bookmarkStart w:id="47" w:name="_Toc200793857"/>
+      <w:bookmarkStart w:id="47" w:name="_Toc230700807"/>
       <w:r>
         <w:t xml:space="preserve">Appendix C - </w:t>
       </w:r>
@@ -5426,7 +5390,7 @@
 </file>
 
 <file path=word/endnotes.xml><?xml version="1.0" encoding="utf-8"?>
-<w:endnotes xmlns:wpc="http://schemas.microsoft.com/office/word/2010/wordprocessingCanvas" xmlns:cx="http://schemas.microsoft.com/office/drawing/2014/chartex" xmlns:cx1="http://schemas.microsoft.com/office/drawing/2015/9/8/chartex" xmlns:cx2="http://schemas.microsoft.com/office/drawing/2015/10/21/chartex" xmlns:cx3="http://schemas.microsoft.com/office/drawing/2016/5/9/chartex" xmlns:cx4="http://schemas.microsoft.com/office/drawing/2016/5/10/chartex" xmlns:cx5="http://schemas.microsoft.com/office/drawing/2016/5/11/chartex" xmlns:cx6="http://schemas.microsoft.com/office/drawing/2016/5/12/chartex" xmlns:cx7="http://schemas.microsoft.com/office/drawing/2016/5/13/chartex" xmlns:cx8="http://schemas.microsoft.com/office/drawing/2016/5/14/chartex" xmlns:mc="http://schemas.openxmlformats.org/markup-compatibility/2006" xmlns:aink="http://schemas.microsoft.com/office/drawing/2016/ink" xmlns:am3d="http://schemas.microsoft.com/office/drawing/2017/model3d" xmlns:o="urn:schemas-microsoft-com:office:office" xmlns:oel="http://schemas.microsoft.com/office/2019/extlst" xmlns:r="http://schemas.openxmlformats.org/officeDocument/2006/relationships" xmlns:m="http://schemas.openxmlformats.org/officeDocument/2006/math" xmlns:v="urn:schemas-microsoft-com:vml" xmlns:wp14="http://schemas.microsoft.com/office/word/2010/wordprocessingDrawing" xmlns:wp="http://schemas.openxmlformats.org/drawingml/2006/wordprocessingDrawing" xmlns:w10="urn:schemas-microsoft-com:office:word" xmlns:w="http://schemas.openxmlformats.org/wordprocessingml/2006/main" xmlns:w14="http://schemas.microsoft.com/office/word/2010/wordml" xmlns:w15="http://schemas.microsoft.com/office/word/2012/wordml" xmlns:w16cex="http://schemas.microsoft.com/office/word/2018/wordml/cex" xmlns:w16cid="http://schemas.microsoft.com/office/word/2016/wordml/cid" xmlns:w16="http://schemas.microsoft.com/office/word/2018/wordml" xmlns:w16sdtdh="http://schemas.microsoft.com/office/word/2020/wordml/sdtdatahash" xmlns:w16se="http://schemas.microsoft.com/office/word/2015/wordml/symex" xmlns:wpg="http://schemas.microsoft.com/office/word/2010/wordprocessingGroup" xmlns:wpi="http://schemas.microsoft.com/office/word/2010/wordprocessingInk" xmlns:wne="http://schemas.microsoft.com/office/word/2006/wordml" xmlns:wps="http://schemas.microsoft.com/office/word/2010/wordprocessingShape" mc:Ignorable="w14 w15 w16se w16cid w16 w16cex w16sdtdh wp14">
+<w:endnotes xmlns:wpc="http://schemas.microsoft.com/office/word/2010/wordprocessingCanvas" xmlns:cx="http://schemas.microsoft.com/office/drawing/2014/chartex" xmlns:cx1="http://schemas.microsoft.com/office/drawing/2015/9/8/chartex" xmlns:cx2="http://schemas.microsoft.com/office/drawing/2015/10/21/chartex" xmlns:cx3="http://schemas.microsoft.com/office/drawing/2016/5/9/chartex" xmlns:cx4="http://schemas.microsoft.com/office/drawing/2016/5/10/chartex" xmlns:cx5="http://schemas.microsoft.com/office/drawing/2016/5/11/chartex" xmlns:cx6="http://schemas.microsoft.com/office/drawing/2016/5/12/chartex" xmlns:cx7="http://schemas.microsoft.com/office/drawing/2016/5/13/chartex" xmlns:cx8="http://schemas.microsoft.com/office/drawing/2016/5/14/chartex" xmlns:mc="http://schemas.openxmlformats.org/markup-compatibility/2006" xmlns:aink="http://schemas.microsoft.com/office/drawing/2016/ink" xmlns:am3d="http://schemas.microsoft.com/office/drawing/2017/model3d" xmlns:o="urn:schemas-microsoft-com:office:office" xmlns:oel="http://schemas.microsoft.com/office/2019/extlst" xmlns:r="http://schemas.openxmlformats.org/officeDocument/2006/relationships" xmlns:m="http://schemas.openxmlformats.org/officeDocument/2006/math" xmlns:v="urn:schemas-microsoft-com:vml" xmlns:wp14="http://schemas.microsoft.com/office/word/2010/wordprocessingDrawing" xmlns:wp="http://schemas.openxmlformats.org/drawingml/2006/wordprocessingDrawing" xmlns:w10="urn:schemas-microsoft-com:office:word" xmlns:w="http://schemas.openxmlformats.org/wordprocessingml/2006/main" xmlns:w14="http://schemas.microsoft.com/office/word/2010/wordml" xmlns:w15="http://schemas.microsoft.com/office/word/2012/wordml" xmlns:w16cex="http://schemas.microsoft.com/office/word/2018/wordml/cex" xmlns:w16cid="http://schemas.microsoft.com/office/word/2016/wordml/cid" xmlns:w16="http://schemas.microsoft.com/office/word/2018/wordml" xmlns:w16du="http://schemas.microsoft.com/office/word/2023/wordml/word16du" xmlns:w16sdtdh="http://schemas.microsoft.com/office/word/2020/wordml/sdtdatahash" xmlns:w16sdtfl="http://schemas.microsoft.com/office/word/2024/wordml/sdtformatlock" xmlns:w16se="http://schemas.microsoft.com/office/word/2015/wordml/symex" xmlns:wpg="http://schemas.microsoft.com/office/word/2010/wordprocessingGroup" xmlns:wpi="http://schemas.microsoft.com/office/word/2010/wordprocessingInk" xmlns:wne="http://schemas.microsoft.com/office/word/2006/wordml" xmlns:wps="http://schemas.microsoft.com/office/word/2010/wordprocessingShape" mc:Ignorable="w14 w15 w16se w16cid w16 w16cex w16sdtdh w16sdtfl w16du wp14">
   <w:endnote w:type="separator" w:id="-1">
     <w:p>
       <w:pPr>
@@ -5461,7 +5425,7 @@
 </file>
 
 <file path=word/footer1.xml><?xml version="1.0" encoding="utf-8"?>
-<w:ftr xmlns:wpc="http://schemas.microsoft.com/office/word/2010/wordprocessingCanvas" xmlns:cx="http://schemas.microsoft.com/office/drawing/2014/chartex" xmlns:cx1="http://schemas.microsoft.com/office/drawing/2015/9/8/chartex" xmlns:cx2="http://schemas.microsoft.com/office/drawing/2015/10/21/chartex" xmlns:cx3="http://schemas.microsoft.com/office/drawing/2016/5/9/chartex" xmlns:cx4="http://schemas.microsoft.com/office/drawing/2016/5/10/chartex" xmlns:cx5="http://schemas.microsoft.com/office/drawing/2016/5/11/chartex" xmlns:cx6="http://schemas.microsoft.com/office/drawing/2016/5/12/chartex" xmlns:cx7="http://schemas.microsoft.com/office/drawing/2016/5/13/chartex" xmlns:cx8="http://schemas.microsoft.com/office/drawing/2016/5/14/chartex" xmlns:mc="http://schemas.openxmlformats.org/markup-compatibility/2006" xmlns:aink="http://schemas.microsoft.com/office/drawing/2016/ink" xmlns:am3d="http://schemas.microsoft.com/office/drawing/2017/model3d" xmlns:o="urn:schemas-microsoft-com:office:office" xmlns:oel="http://schemas.microsoft.com/office/2019/extlst" xmlns:r="http://schemas.openxmlformats.org/officeDocument/2006/relationships" xmlns:m="http://schemas.openxmlformats.org/officeDocument/2006/math" xmlns:v="urn:schemas-microsoft-com:vml" xmlns:wp14="http://schemas.microsoft.com/office/word/2010/wordprocessingDrawing" xmlns:wp="http://schemas.openxmlformats.org/drawingml/2006/wordprocessingDrawing" xmlns:w10="urn:schemas-microsoft-com:office:word" xmlns:w="http://schemas.openxmlformats.org/wordprocessingml/2006/main" xmlns:w14="http://schemas.microsoft.com/office/word/2010/wordml" xmlns:w15="http://schemas.microsoft.com/office/word/2012/wordml" xmlns:w16cex="http://schemas.microsoft.com/office/word/2018/wordml/cex" xmlns:w16cid="http://schemas.microsoft.com/office/word/2016/wordml/cid" xmlns:w16="http://schemas.microsoft.com/office/word/2018/wordml" xmlns:w16sdtdh="http://schemas.microsoft.com/office/word/2020/wordml/sdtdatahash" xmlns:w16se="http://schemas.microsoft.com/office/word/2015/wordml/symex" xmlns:wpg="http://schemas.microsoft.com/office/word/2010/wordprocessingGroup" xmlns:wpi="http://schemas.microsoft.com/office/word/2010/wordprocessingInk" xmlns:wne="http://schemas.microsoft.com/office/word/2006/wordml" xmlns:wps="http://schemas.microsoft.com/office/word/2010/wordprocessingShape" mc:Ignorable="w14 w15 w16se w16cid w16 w16cex w16sdtdh wp14">
+<w:ftr xmlns:wpc="http://schemas.microsoft.com/office/word/2010/wordprocessingCanvas" xmlns:cx="http://schemas.microsoft.com/office/drawing/2014/chartex" xmlns:cx1="http://schemas.microsoft.com/office/drawing/2015/9/8/chartex" xmlns:cx2="http://schemas.microsoft.com/office/drawing/2015/10/21/chartex" xmlns:cx3="http://schemas.microsoft.com/office/drawing/2016/5/9/chartex" xmlns:cx4="http://schemas.microsoft.com/office/drawing/2016/5/10/chartex" xmlns:cx5="http://schemas.microsoft.com/office/drawing/2016/5/11/chartex" xmlns:cx6="http://schemas.microsoft.com/office/drawing/2016/5/12/chartex" xmlns:cx7="http://schemas.microsoft.com/office/drawing/2016/5/13/chartex" xmlns:cx8="http://schemas.microsoft.com/office/drawing/2016/5/14/chartex" xmlns:mc="http://schemas.openxmlformats.org/markup-compatibility/2006" xmlns:aink="http://schemas.microsoft.com/office/drawing/2016/ink" xmlns:am3d="http://schemas.microsoft.com/office/drawing/2017/model3d" xmlns:o="urn:schemas-microsoft-com:office:office" xmlns:oel="http://schemas.microsoft.com/office/2019/extlst" xmlns:r="http://schemas.openxmlformats.org/officeDocument/2006/relationships" xmlns:m="http://schemas.openxmlformats.org/officeDocument/2006/math" xmlns:v="urn:schemas-microsoft-com:vml" xmlns:wp14="http://schemas.microsoft.com/office/word/2010/wordprocessingDrawing" xmlns:wp="http://schemas.openxmlformats.org/drawingml/2006/wordprocessingDrawing" xmlns:w10="urn:schemas-microsoft-com:office:word" xmlns:w="http://schemas.openxmlformats.org/wordprocessingml/2006/main" xmlns:w14="http://schemas.microsoft.com/office/word/2010/wordml" xmlns:w15="http://schemas.microsoft.com/office/word/2012/wordml" xmlns:w16cex="http://schemas.microsoft.com/office/word/2018/wordml/cex" xmlns:w16cid="http://schemas.microsoft.com/office/word/2016/wordml/cid" xmlns:w16="http://schemas.microsoft.com/office/word/2018/wordml" xmlns:w16du="http://schemas.microsoft.com/office/word/2023/wordml/word16du" xmlns:w16sdtdh="http://schemas.microsoft.com/office/word/2020/wordml/sdtdatahash" xmlns:w16sdtfl="http://schemas.microsoft.com/office/word/2024/wordml/sdtformatlock" xmlns:w16se="http://schemas.microsoft.com/office/word/2015/wordml/symex" xmlns:wpg="http://schemas.microsoft.com/office/word/2010/wordprocessingGroup" xmlns:wpi="http://schemas.microsoft.com/office/word/2010/wordprocessingInk" xmlns:wne="http://schemas.microsoft.com/office/word/2006/wordml" xmlns:wps="http://schemas.microsoft.com/office/word/2010/wordprocessingShape" mc:Ignorable="w14 w15 w16se w16cid w16 w16cex w16sdtdh w16sdtfl w16du wp14">
   <w:p>
     <w:pPr>
       <w:pStyle w:val="Footer"/>
@@ -5592,7 +5556,7 @@
 </file>
 
 <file path=word/footer2.xml><?xml version="1.0" encoding="utf-8"?>
-<w:ftr xmlns:wpc="http://schemas.microsoft.com/office/word/2010/wordprocessingCanvas" xmlns:cx="http://schemas.microsoft.com/office/drawing/2014/chartex" xmlns:cx1="http://schemas.microsoft.com/office/drawing/2015/9/8/chartex" xmlns:cx2="http://schemas.microsoft.com/office/drawing/2015/10/21/chartex" xmlns:cx3="http://schemas.microsoft.com/office/drawing/2016/5/9/chartex" xmlns:cx4="http://schemas.microsoft.com/office/drawing/2016/5/10/chartex" xmlns:cx5="http://schemas.microsoft.com/office/drawing/2016/5/11/chartex" xmlns:cx6="http://schemas.microsoft.com/office/drawing/2016/5/12/chartex" xmlns:cx7="http://schemas.microsoft.com/office/drawing/2016/5/13/chartex" xmlns:cx8="http://schemas.microsoft.com/office/drawing/2016/5/14/chartex" xmlns:mc="http://schemas.openxmlformats.org/markup-compatibility/2006" xmlns:aink="http://schemas.microsoft.com/office/drawing/2016/ink" xmlns:am3d="http://schemas.microsoft.com/office/drawing/2017/model3d" xmlns:o="urn:schemas-microsoft-com:office:office" xmlns:oel="http://schemas.microsoft.com/office/2019/extlst" xmlns:r="http://schemas.openxmlformats.org/officeDocument/2006/relationships" xmlns:m="http://schemas.openxmlformats.org/officeDocument/2006/math" xmlns:v="urn:schemas-microsoft-com:vml" xmlns:wp14="http://schemas.microsoft.com/office/word/2010/wordprocessingDrawing" xmlns:wp="http://schemas.openxmlformats.org/drawingml/2006/wordprocessingDrawing" xmlns:w10="urn:schemas-microsoft-com:office:word" xmlns:w="http://schemas.openxmlformats.org/wordprocessingml/2006/main" xmlns:w14="http://schemas.microsoft.com/office/word/2010/wordml" xmlns:w15="http://schemas.microsoft.com/office/word/2012/wordml" xmlns:w16cex="http://schemas.microsoft.com/office/word/2018/wordml/cex" xmlns:w16cid="http://schemas.microsoft.com/office/word/2016/wordml/cid" xmlns:w16="http://schemas.microsoft.com/office/word/2018/wordml" xmlns:w16sdtdh="http://schemas.microsoft.com/office/word/2020/wordml/sdtdatahash" xmlns:w16se="http://schemas.microsoft.com/office/word/2015/wordml/symex" xmlns:wpg="http://schemas.microsoft.com/office/word/2010/wordprocessingGroup" xmlns:wpi="http://schemas.microsoft.com/office/word/2010/wordprocessingInk" xmlns:wne="http://schemas.microsoft.com/office/word/2006/wordml" xmlns:wps="http://schemas.microsoft.com/office/word/2010/wordprocessingShape" mc:Ignorable="w14 w15 w16se w16cid w16 w16cex w16sdtdh wp14">
+<w:ftr xmlns:wpc="http://schemas.microsoft.com/office/word/2010/wordprocessingCanvas" xmlns:cx="http://schemas.microsoft.com/office/drawing/2014/chartex" xmlns:cx1="http://schemas.microsoft.com/office/drawing/2015/9/8/chartex" xmlns:cx2="http://schemas.microsoft.com/office/drawing/2015/10/21/chartex" xmlns:cx3="http://schemas.microsoft.com/office/drawing/2016/5/9/chartex" xmlns:cx4="http://schemas.microsoft.com/office/drawing/2016/5/10/chartex" xmlns:cx5="http://schemas.microsoft.com/office/drawing/2016/5/11/chartex" xmlns:cx6="http://schemas.microsoft.com/office/drawing/2016/5/12/chartex" xmlns:cx7="http://schemas.microsoft.com/office/drawing/2016/5/13/chartex" xmlns:cx8="http://schemas.microsoft.com/office/drawing/2016/5/14/chartex" xmlns:mc="http://schemas.openxmlformats.org/markup-compatibility/2006" xmlns:aink="http://schemas.microsoft.com/office/drawing/2016/ink" xmlns:am3d="http://schemas.microsoft.com/office/drawing/2017/model3d" xmlns:o="urn:schemas-microsoft-com:office:office" xmlns:oel="http://schemas.microsoft.com/office/2019/extlst" xmlns:r="http://schemas.openxmlformats.org/officeDocument/2006/relationships" xmlns:m="http://schemas.openxmlformats.org/officeDocument/2006/math" xmlns:v="urn:schemas-microsoft-com:vml" xmlns:wp14="http://schemas.microsoft.com/office/word/2010/wordprocessingDrawing" xmlns:wp="http://schemas.openxmlformats.org/drawingml/2006/wordprocessingDrawing" xmlns:w10="urn:schemas-microsoft-com:office:word" xmlns:w="http://schemas.openxmlformats.org/wordprocessingml/2006/main" xmlns:w14="http://schemas.microsoft.com/office/word/2010/wordml" xmlns:w15="http://schemas.microsoft.com/office/word/2012/wordml" xmlns:w16cex="http://schemas.microsoft.com/office/word/2018/wordml/cex" xmlns:w16cid="http://schemas.microsoft.com/office/word/2016/wordml/cid" xmlns:w16="http://schemas.microsoft.com/office/word/2018/wordml" xmlns:w16du="http://schemas.microsoft.com/office/word/2023/wordml/word16du" xmlns:w16sdtdh="http://schemas.microsoft.com/office/word/2020/wordml/sdtdatahash" xmlns:w16sdtfl="http://schemas.microsoft.com/office/word/2024/wordml/sdtformatlock" xmlns:w16se="http://schemas.microsoft.com/office/word/2015/wordml/symex" xmlns:wpg="http://schemas.microsoft.com/office/word/2010/wordprocessingGroup" xmlns:wpi="http://schemas.microsoft.com/office/word/2010/wordprocessingInk" xmlns:wne="http://schemas.microsoft.com/office/word/2006/wordml" xmlns:wps="http://schemas.microsoft.com/office/word/2010/wordprocessingShape" mc:Ignorable="w14 w15 w16se w16cid w16 w16cex w16sdtdh w16sdtfl w16du wp14">
   <w:p>
     <w:pPr>
       <w:pStyle w:val="Footer"/>
@@ -5765,7 +5729,7 @@
 </file>
 
 <file path=word/footer3.xml><?xml version="1.0" encoding="utf-8"?>
-<w:ftr xmlns:wpc="http://schemas.microsoft.com/office/word/2010/wordprocessingCanvas" xmlns:cx="http://schemas.microsoft.com/office/drawing/2014/chartex" xmlns:cx1="http://schemas.microsoft.com/office/drawing/2015/9/8/chartex" xmlns:cx2="http://schemas.microsoft.com/office/drawing/2015/10/21/chartex" xmlns:cx3="http://schemas.microsoft.com/office/drawing/2016/5/9/chartex" xmlns:cx4="http://schemas.microsoft.com/office/drawing/2016/5/10/chartex" xmlns:cx5="http://schemas.microsoft.com/office/drawing/2016/5/11/chartex" xmlns:cx6="http://schemas.microsoft.com/office/drawing/2016/5/12/chartex" xmlns:cx7="http://schemas.microsoft.com/office/drawing/2016/5/13/chartex" xmlns:cx8="http://schemas.microsoft.com/office/drawing/2016/5/14/chartex" xmlns:mc="http://schemas.openxmlformats.org/markup-compatibility/2006" xmlns:aink="http://schemas.microsoft.com/office/drawing/2016/ink" xmlns:am3d="http://schemas.microsoft.com/office/drawing/2017/model3d" xmlns:o="urn:schemas-microsoft-com:office:office" xmlns:oel="http://schemas.microsoft.com/office/2019/extlst" xmlns:r="http://schemas.openxmlformats.org/officeDocument/2006/relationships" xmlns:m="http://schemas.openxmlformats.org/officeDocument/2006/math" xmlns:v="urn:schemas-microsoft-com:vml" xmlns:wp14="http://schemas.microsoft.com/office/word/2010/wordprocessingDrawing" xmlns:wp="http://schemas.openxmlformats.org/drawingml/2006/wordprocessingDrawing" xmlns:w10="urn:schemas-microsoft-com:office:word" xmlns:w="http://schemas.openxmlformats.org/wordprocessingml/2006/main" xmlns:w14="http://schemas.microsoft.com/office/word/2010/wordml" xmlns:w15="http://schemas.microsoft.com/office/word/2012/wordml" xmlns:w16cex="http://schemas.microsoft.com/office/word/2018/wordml/cex" xmlns:w16cid="http://schemas.microsoft.com/office/word/2016/wordml/cid" xmlns:w16="http://schemas.microsoft.com/office/word/2018/wordml" xmlns:w16sdtdh="http://schemas.microsoft.com/office/word/2020/wordml/sdtdatahash" xmlns:w16se="http://schemas.microsoft.com/office/word/2015/wordml/symex" xmlns:wpg="http://schemas.microsoft.com/office/word/2010/wordprocessingGroup" xmlns:wpi="http://schemas.microsoft.com/office/word/2010/wordprocessingInk" xmlns:wne="http://schemas.microsoft.com/office/word/2006/wordml" xmlns:wps="http://schemas.microsoft.com/office/word/2010/wordprocessingShape" mc:Ignorable="w14 w15 w16se w16cid w16 w16cex w16sdtdh wp14">
+<w:ftr xmlns:wpc="http://schemas.microsoft.com/office/word/2010/wordprocessingCanvas" xmlns:cx="http://schemas.microsoft.com/office/drawing/2014/chartex" xmlns:cx1="http://schemas.microsoft.com/office/drawing/2015/9/8/chartex" xmlns:cx2="http://schemas.microsoft.com/office/drawing/2015/10/21/chartex" xmlns:cx3="http://schemas.microsoft.com/office/drawing/2016/5/9/chartex" xmlns:cx4="http://schemas.microsoft.com/office/drawing/2016/5/10/chartex" xmlns:cx5="http://schemas.microsoft.com/office/drawing/2016/5/11/chartex" xmlns:cx6="http://schemas.microsoft.com/office/drawing/2016/5/12/chartex" xmlns:cx7="http://schemas.microsoft.com/office/drawing/2016/5/13/chartex" xmlns:cx8="http://schemas.microsoft.com/office/drawing/2016/5/14/chartex" xmlns:mc="http://schemas.openxmlformats.org/markup-compatibility/2006" xmlns:aink="http://schemas.microsoft.com/office/drawing/2016/ink" xmlns:am3d="http://schemas.microsoft.com/office/drawing/2017/model3d" xmlns:o="urn:schemas-microsoft-com:office:office" xmlns:oel="http://schemas.microsoft.com/office/2019/extlst" xmlns:r="http://schemas.openxmlformats.org/officeDocument/2006/relationships" xmlns:m="http://schemas.openxmlformats.org/officeDocument/2006/math" xmlns:v="urn:schemas-microsoft-com:vml" xmlns:wp14="http://schemas.microsoft.com/office/word/2010/wordprocessingDrawing" xmlns:wp="http://schemas.openxmlformats.org/drawingml/2006/wordprocessingDrawing" xmlns:w10="urn:schemas-microsoft-com:office:word" xmlns:w="http://schemas.openxmlformats.org/wordprocessingml/2006/main" xmlns:w14="http://schemas.microsoft.com/office/word/2010/wordml" xmlns:w15="http://schemas.microsoft.com/office/word/2012/wordml" xmlns:w16cex="http://schemas.microsoft.com/office/word/2018/wordml/cex" xmlns:w16cid="http://schemas.microsoft.com/office/word/2016/wordml/cid" xmlns:w16="http://schemas.microsoft.com/office/word/2018/wordml" xmlns:w16du="http://schemas.microsoft.com/office/word/2023/wordml/word16du" xmlns:w16sdtdh="http://schemas.microsoft.com/office/word/2020/wordml/sdtdatahash" xmlns:w16sdtfl="http://schemas.microsoft.com/office/word/2024/wordml/sdtformatlock" xmlns:w16se="http://schemas.microsoft.com/office/word/2015/wordml/symex" xmlns:wpg="http://schemas.microsoft.com/office/word/2010/wordprocessingGroup" xmlns:wpi="http://schemas.microsoft.com/office/word/2010/wordprocessingInk" xmlns:wne="http://schemas.microsoft.com/office/word/2006/wordml" xmlns:wps="http://schemas.microsoft.com/office/word/2010/wordprocessingShape" mc:Ignorable="w14 w15 w16se w16cid w16 w16cex w16sdtdh w16sdtfl w16du wp14">
   <w:p>
     <w:pPr>
       <w:pStyle w:val="Footer"/>
@@ -5932,7 +5896,7 @@
 </file>
 
 <file path=word/footnotes.xml><?xml version="1.0" encoding="utf-8"?>
-<w:footnotes xmlns:wpc="http://schemas.microsoft.com/office/word/2010/wordprocessingCanvas" xmlns:cx="http://schemas.microsoft.com/office/drawing/2014/chartex" xmlns:cx1="http://schemas.microsoft.com/office/drawing/2015/9/8/chartex" xmlns:cx2="http://schemas.microsoft.com/office/drawing/2015/10/21/chartex" xmlns:cx3="http://schemas.microsoft.com/office/drawing/2016/5/9/chartex" xmlns:cx4="http://schemas.microsoft.com/office/drawing/2016/5/10/chartex" xmlns:cx5="http://schemas.microsoft.com/office/drawing/2016/5/11/chartex" xmlns:cx6="http://schemas.microsoft.com/office/drawing/2016/5/12/chartex" xmlns:cx7="http://schemas.microsoft.com/office/drawing/2016/5/13/chartex" xmlns:cx8="http://schemas.microsoft.com/office/drawing/2016/5/14/chartex" xmlns:mc="http://schemas.openxmlformats.org/markup-compatibility/2006" xmlns:aink="http://schemas.microsoft.com/office/drawing/2016/ink" xmlns:am3d="http://schemas.microsoft.com/office/drawing/2017/model3d" xmlns:o="urn:schemas-microsoft-com:office:office" xmlns:oel="http://schemas.microsoft.com/office/2019/extlst" xmlns:r="http://schemas.openxmlformats.org/officeDocument/2006/relationships" xmlns:m="http://schemas.openxmlformats.org/officeDocument/2006/math" xmlns:v="urn:schemas-microsoft-com:vml" xmlns:wp14="http://schemas.microsoft.com/office/word/2010/wordprocessingDrawing" xmlns:wp="http://schemas.openxmlformats.org/drawingml/2006/wordprocessingDrawing" xmlns:w10="urn:schemas-microsoft-com:office:word" xmlns:w="http://schemas.openxmlformats.org/wordprocessingml/2006/main" xmlns:w14="http://schemas.microsoft.com/office/word/2010/wordml" xmlns:w15="http://schemas.microsoft.com/office/word/2012/wordml" xmlns:w16cex="http://schemas.microsoft.com/office/word/2018/wordml/cex" xmlns:w16cid="http://schemas.microsoft.com/office/word/2016/wordml/cid" xmlns:w16="http://schemas.microsoft.com/office/word/2018/wordml" xmlns:w16sdtdh="http://schemas.microsoft.com/office/word/2020/wordml/sdtdatahash" xmlns:w16se="http://schemas.microsoft.com/office/word/2015/wordml/symex" xmlns:wpg="http://schemas.microsoft.com/office/word/2010/wordprocessingGroup" xmlns:wpi="http://schemas.microsoft.com/office/word/2010/wordprocessingInk" xmlns:wne="http://schemas.microsoft.com/office/word/2006/wordml" xmlns:wps="http://schemas.microsoft.com/office/word/2010/wordprocessingShape" mc:Ignorable="w14 w15 w16se w16cid w16 w16cex w16sdtdh wp14">
+<w:footnotes xmlns:wpc="http://schemas.microsoft.com/office/word/2010/wordprocessingCanvas" xmlns:cx="http://schemas.microsoft.com/office/drawing/2014/chartex" xmlns:cx1="http://schemas.microsoft.com/office/drawing/2015/9/8/chartex" xmlns:cx2="http://schemas.microsoft.com/office/drawing/2015/10/21/chartex" xmlns:cx3="http://schemas.microsoft.com/office/drawing/2016/5/9/chartex" xmlns:cx4="http://schemas.microsoft.com/office/drawing/2016/5/10/chartex" xmlns:cx5="http://schemas.microsoft.com/office/drawing/2016/5/11/chartex" xmlns:cx6="http://schemas.microsoft.com/office/drawing/2016/5/12/chartex" xmlns:cx7="http://schemas.microsoft.com/office/drawing/2016/5/13/chartex" xmlns:cx8="http://schemas.microsoft.com/office/drawing/2016/5/14/chartex" xmlns:mc="http://schemas.openxmlformats.org/markup-compatibility/2006" xmlns:aink="http://schemas.microsoft.com/office/drawing/2016/ink" xmlns:am3d="http://schemas.microsoft.com/office/drawing/2017/model3d" xmlns:o="urn:schemas-microsoft-com:office:office" xmlns:oel="http://schemas.microsoft.com/office/2019/extlst" xmlns:r="http://schemas.openxmlformats.org/officeDocument/2006/relationships" xmlns:m="http://schemas.openxmlformats.org/officeDocument/2006/math" xmlns:v="urn:schemas-microsoft-com:vml" xmlns:wp14="http://schemas.microsoft.com/office/word/2010/wordprocessingDrawing" xmlns:wp="http://schemas.openxmlformats.org/drawingml/2006/wordprocessingDrawing" xmlns:w10="urn:schemas-microsoft-com:office:word" xmlns:w="http://schemas.openxmlformats.org/wordprocessingml/2006/main" xmlns:w14="http://schemas.microsoft.com/office/word/2010/wordml" xmlns:w15="http://schemas.microsoft.com/office/word/2012/wordml" xmlns:w16cex="http://schemas.microsoft.com/office/word/2018/wordml/cex" xmlns:w16cid="http://schemas.microsoft.com/office/word/2016/wordml/cid" xmlns:w16="http://schemas.microsoft.com/office/word/2018/wordml" xmlns:w16du="http://schemas.microsoft.com/office/word/2023/wordml/word16du" xmlns:w16sdtdh="http://schemas.microsoft.com/office/word/2020/wordml/sdtdatahash" xmlns:w16sdtfl="http://schemas.microsoft.com/office/word/2024/wordml/sdtformatlock" xmlns:w16se="http://schemas.microsoft.com/office/word/2015/wordml/symex" xmlns:wpg="http://schemas.microsoft.com/office/word/2010/wordprocessingGroup" xmlns:wpi="http://schemas.microsoft.com/office/word/2010/wordprocessingInk" xmlns:wne="http://schemas.microsoft.com/office/word/2006/wordml" xmlns:wps="http://schemas.microsoft.com/office/word/2010/wordprocessingShape" mc:Ignorable="w14 w15 w16se w16cid w16 w16cex w16sdtdh w16sdtfl w16du wp14">
   <w:footnote w:type="separator" w:id="-1">
     <w:p>
       <w:pPr>
@@ -5986,7 +5950,7 @@
 </file>
 
 <file path=word/header1.xml><?xml version="1.0" encoding="utf-8"?>
-<w:hdr xmlns:wpc="http://schemas.microsoft.com/office/word/2010/wordprocessingCanvas" xmlns:cx="http://schemas.microsoft.com/office/drawing/2014/chartex" xmlns:cx1="http://schemas.microsoft.com/office/drawing/2015/9/8/chartex" xmlns:cx2="http://schemas.microsoft.com/office/drawing/2015/10/21/chartex" xmlns:cx3="http://schemas.microsoft.com/office/drawing/2016/5/9/chartex" xmlns:cx4="http://schemas.microsoft.com/office/drawing/2016/5/10/chartex" xmlns:cx5="http://schemas.microsoft.com/office/drawing/2016/5/11/chartex" xmlns:cx6="http://schemas.microsoft.com/office/drawing/2016/5/12/chartex" xmlns:cx7="http://schemas.microsoft.com/office/drawing/2016/5/13/chartex" xmlns:cx8="http://schemas.microsoft.com/office/drawing/2016/5/14/chartex" xmlns:mc="http://schemas.openxmlformats.org/markup-compatibility/2006" xmlns:aink="http://schemas.microsoft.com/office/drawing/2016/ink" xmlns:am3d="http://schemas.microsoft.com/office/drawing/2017/model3d" xmlns:o="urn:schemas-microsoft-com:office:office" xmlns:oel="http://schemas.microsoft.com/office/2019/extlst" xmlns:r="http://schemas.openxmlformats.org/officeDocument/2006/relationships" xmlns:m="http://schemas.openxmlformats.org/officeDocument/2006/math" xmlns:v="urn:schemas-microsoft-com:vml" xmlns:wp14="http://schemas.microsoft.com/office/word/2010/wordprocessingDrawing" xmlns:wp="http://schemas.openxmlformats.org/drawingml/2006/wordprocessingDrawing" xmlns:w10="urn:schemas-microsoft-com:office:word" xmlns:w="http://schemas.openxmlformats.org/wordprocessingml/2006/main" xmlns:w14="http://schemas.microsoft.com/office/word/2010/wordml" xmlns:w15="http://schemas.microsoft.com/office/word/2012/wordml" xmlns:w16cex="http://schemas.microsoft.com/office/word/2018/wordml/cex" xmlns:w16cid="http://schemas.microsoft.com/office/word/2016/wordml/cid" xmlns:w16="http://schemas.microsoft.com/office/word/2018/wordml" xmlns:w16sdtdh="http://schemas.microsoft.com/office/word/2020/wordml/sdtdatahash" xmlns:w16se="http://schemas.microsoft.com/office/word/2015/wordml/symex" xmlns:wpg="http://schemas.microsoft.com/office/word/2010/wordprocessingGroup" xmlns:wpi="http://schemas.microsoft.com/office/word/2010/wordprocessingInk" xmlns:wne="http://schemas.microsoft.com/office/word/2006/wordml" xmlns:wps="http://schemas.microsoft.com/office/word/2010/wordprocessingShape" mc:Ignorable="w14 w15 w16se w16cid w16 w16cex w16sdtdh wp14">
+<w:hdr xmlns:wpc="http://schemas.microsoft.com/office/word/2010/wordprocessingCanvas" xmlns:cx="http://schemas.microsoft.com/office/drawing/2014/chartex" xmlns:cx1="http://schemas.microsoft.com/office/drawing/2015/9/8/chartex" xmlns:cx2="http://schemas.microsoft.com/office/drawing/2015/10/21/chartex" xmlns:cx3="http://schemas.microsoft.com/office/drawing/2016/5/9/chartex" xmlns:cx4="http://schemas.microsoft.com/office/drawing/2016/5/10/chartex" xmlns:cx5="http://schemas.microsoft.com/office/drawing/2016/5/11/chartex" xmlns:cx6="http://schemas.microsoft.com/office/drawing/2016/5/12/chartex" xmlns:cx7="http://schemas.microsoft.com/office/drawing/2016/5/13/chartex" xmlns:cx8="http://schemas.microsoft.com/office/drawing/2016/5/14/chartex" xmlns:mc="http://schemas.openxmlformats.org/markup-compatibility/2006" xmlns:aink="http://schemas.microsoft.com/office/drawing/2016/ink" xmlns:am3d="http://schemas.microsoft.com/office/drawing/2017/model3d" xmlns:o="urn:schemas-microsoft-com:office:office" xmlns:oel="http://schemas.microsoft.com/office/2019/extlst" xmlns:r="http://schemas.openxmlformats.org/officeDocument/2006/relationships" xmlns:m="http://schemas.openxmlformats.org/officeDocument/2006/math" xmlns:v="urn:schemas-microsoft-com:vml" xmlns:wp14="http://schemas.microsoft.com/office/word/2010/wordprocessingDrawing" xmlns:wp="http://schemas.openxmlformats.org/drawingml/2006/wordprocessingDrawing" xmlns:w10="urn:schemas-microsoft-com:office:word" xmlns:w="http://schemas.openxmlformats.org/wordprocessingml/2006/main" xmlns:w14="http://schemas.microsoft.com/office/word/2010/wordml" xmlns:w15="http://schemas.microsoft.com/office/word/2012/wordml" xmlns:w16cex="http://schemas.microsoft.com/office/word/2018/wordml/cex" xmlns:w16cid="http://schemas.microsoft.com/office/word/2016/wordml/cid" xmlns:w16="http://schemas.microsoft.com/office/word/2018/wordml" xmlns:w16du="http://schemas.microsoft.com/office/word/2023/wordml/word16du" xmlns:w16sdtdh="http://schemas.microsoft.com/office/word/2020/wordml/sdtdatahash" xmlns:w16sdtfl="http://schemas.microsoft.com/office/word/2024/wordml/sdtformatlock" xmlns:w16se="http://schemas.microsoft.com/office/word/2015/wordml/symex" xmlns:wpg="http://schemas.microsoft.com/office/word/2010/wordprocessingGroup" xmlns:wpi="http://schemas.microsoft.com/office/word/2010/wordprocessingInk" xmlns:wne="http://schemas.microsoft.com/office/word/2006/wordml" xmlns:wps="http://schemas.microsoft.com/office/word/2010/wordprocessingShape" mc:Ignorable="w14 w15 w16se w16cid w16 w16cex w16sdtdh w16sdtfl w16du wp14">
   <w:p>
     <w:pPr>
       <w:pStyle w:val="Header"/>
@@ -6117,7 +6081,7 @@
 </file>
 
 <file path=word/header2.xml><?xml version="1.0" encoding="utf-8"?>
-<w:hdr xmlns:wpc="http://schemas.microsoft.com/office/word/2010/wordprocessingCanvas" xmlns:cx="http://schemas.microsoft.com/office/drawing/2014/chartex" xmlns:cx1="http://schemas.microsoft.com/office/drawing/2015/9/8/chartex" xmlns:cx2="http://schemas.microsoft.com/office/drawing/2015/10/21/chartex" xmlns:cx3="http://schemas.microsoft.com/office/drawing/2016/5/9/chartex" xmlns:cx4="http://schemas.microsoft.com/office/drawing/2016/5/10/chartex" xmlns:cx5="http://schemas.microsoft.com/office/drawing/2016/5/11/chartex" xmlns:cx6="http://schemas.microsoft.com/office/drawing/2016/5/12/chartex" xmlns:cx7="http://schemas.microsoft.com/office/drawing/2016/5/13/chartex" xmlns:cx8="http://schemas.microsoft.com/office/drawing/2016/5/14/chartex" xmlns:mc="http://schemas.openxmlformats.org/markup-compatibility/2006" xmlns:aink="http://schemas.microsoft.com/office/drawing/2016/ink" xmlns:am3d="http://schemas.microsoft.com/office/drawing/2017/model3d" xmlns:o="urn:schemas-microsoft-com:office:office" xmlns:oel="http://schemas.microsoft.com/office/2019/extlst" xmlns:r="http://schemas.openxmlformats.org/officeDocument/2006/relationships" xmlns:m="http://schemas.openxmlformats.org/officeDocument/2006/math" xmlns:v="urn:schemas-microsoft-com:vml" xmlns:wp14="http://schemas.microsoft.com/office/word/2010/wordprocessingDrawing" xmlns:wp="http://schemas.openxmlformats.org/drawingml/2006/wordprocessingDrawing" xmlns:w10="urn:schemas-microsoft-com:office:word" xmlns:w="http://schemas.openxmlformats.org/wordprocessingml/2006/main" xmlns:w14="http://schemas.microsoft.com/office/word/2010/wordml" xmlns:w15="http://schemas.microsoft.com/office/word/2012/wordml" xmlns:w16cex="http://schemas.microsoft.com/office/word/2018/wordml/cex" xmlns:w16cid="http://schemas.microsoft.com/office/word/2016/wordml/cid" xmlns:w16="http://schemas.microsoft.com/office/word/2018/wordml" xmlns:w16sdtdh="http://schemas.microsoft.com/office/word/2020/wordml/sdtdatahash" xmlns:w16se="http://schemas.microsoft.com/office/word/2015/wordml/symex" xmlns:wpg="http://schemas.microsoft.com/office/word/2010/wordprocessingGroup" xmlns:wpi="http://schemas.microsoft.com/office/word/2010/wordprocessingInk" xmlns:wne="http://schemas.microsoft.com/office/word/2006/wordml" xmlns:wps="http://schemas.microsoft.com/office/word/2010/wordprocessingShape" mc:Ignorable="w14 w15 w16se w16cid w16 w16cex w16sdtdh wp14">
+<w:hdr xmlns:wpc="http://schemas.microsoft.com/office/word/2010/wordprocessingCanvas" xmlns:cx="http://schemas.microsoft.com/office/drawing/2014/chartex" xmlns:cx1="http://schemas.microsoft.com/office/drawing/2015/9/8/chartex" xmlns:cx2="http://schemas.microsoft.com/office/drawing/2015/10/21/chartex" xmlns:cx3="http://schemas.microsoft.com/office/drawing/2016/5/9/chartex" xmlns:cx4="http://schemas.microsoft.com/office/drawing/2016/5/10/chartex" xmlns:cx5="http://schemas.microsoft.com/office/drawing/2016/5/11/chartex" xmlns:cx6="http://schemas.microsoft.com/office/drawing/2016/5/12/chartex" xmlns:cx7="http://schemas.microsoft.com/office/drawing/2016/5/13/chartex" xmlns:cx8="http://schemas.microsoft.com/office/drawing/2016/5/14/chartex" xmlns:mc="http://schemas.openxmlformats.org/markup-compatibility/2006" xmlns:aink="http://schemas.microsoft.com/office/drawing/2016/ink" xmlns:am3d="http://schemas.microsoft.com/office/drawing/2017/model3d" xmlns:o="urn:schemas-microsoft-com:office:office" xmlns:oel="http://schemas.microsoft.com/office/2019/extlst" xmlns:r="http://schemas.openxmlformats.org/officeDocument/2006/relationships" xmlns:m="http://schemas.openxmlformats.org/officeDocument/2006/math" xmlns:v="urn:schemas-microsoft-com:vml" xmlns:wp14="http://schemas.microsoft.com/office/word/2010/wordprocessingDrawing" xmlns:wp="http://schemas.openxmlformats.org/drawingml/2006/wordprocessingDrawing" xmlns:w10="urn:schemas-microsoft-com:office:word" xmlns:w="http://schemas.openxmlformats.org/wordprocessingml/2006/main" xmlns:w14="http://schemas.microsoft.com/office/word/2010/wordml" xmlns:w15="http://schemas.microsoft.com/office/word/2012/wordml" xmlns:w16cex="http://schemas.microsoft.com/office/word/2018/wordml/cex" xmlns:w16cid="http://schemas.microsoft.com/office/word/2016/wordml/cid" xmlns:w16="http://schemas.microsoft.com/office/word/2018/wordml" xmlns:w16du="http://schemas.microsoft.com/office/word/2023/wordml/word16du" xmlns:w16sdtdh="http://schemas.microsoft.com/office/word/2020/wordml/sdtdatahash" xmlns:w16sdtfl="http://schemas.microsoft.com/office/word/2024/wordml/sdtformatlock" xmlns:w16se="http://schemas.microsoft.com/office/word/2015/wordml/symex" xmlns:wpg="http://schemas.microsoft.com/office/word/2010/wordprocessingGroup" xmlns:wpi="http://schemas.microsoft.com/office/word/2010/wordprocessingInk" xmlns:wne="http://schemas.microsoft.com/office/word/2006/wordml" xmlns:wps="http://schemas.microsoft.com/office/word/2010/wordprocessingShape" mc:Ignorable="w14 w15 w16se w16cid w16 w16cex w16sdtdh w16sdtfl w16du wp14">
   <w:p>
     <w:pPr>
       <w:pStyle w:val="Header"/>
@@ -6248,7 +6212,7 @@
 </file>
 
 <file path=word/header3.xml><?xml version="1.0" encoding="utf-8"?>
-<w:hdr xmlns:wpc="http://schemas.microsoft.com/office/word/2010/wordprocessingCanvas" xmlns:cx="http://schemas.microsoft.com/office/drawing/2014/chartex" xmlns:cx1="http://schemas.microsoft.com/office/drawing/2015/9/8/chartex" xmlns:cx2="http://schemas.microsoft.com/office/drawing/2015/10/21/chartex" xmlns:cx3="http://schemas.microsoft.com/office/drawing/2016/5/9/chartex" xmlns:cx4="http://schemas.microsoft.com/office/drawing/2016/5/10/chartex" xmlns:cx5="http://schemas.microsoft.com/office/drawing/2016/5/11/chartex" xmlns:cx6="http://schemas.microsoft.com/office/drawing/2016/5/12/chartex" xmlns:cx7="http://schemas.microsoft.com/office/drawing/2016/5/13/chartex" xmlns:cx8="http://schemas.microsoft.com/office/drawing/2016/5/14/chartex" xmlns:mc="http://schemas.openxmlformats.org/markup-compatibility/2006" xmlns:aink="http://schemas.microsoft.com/office/drawing/2016/ink" xmlns:am3d="http://schemas.microsoft.com/office/drawing/2017/model3d" xmlns:o="urn:schemas-microsoft-com:office:office" xmlns:oel="http://schemas.microsoft.com/office/2019/extlst" xmlns:r="http://schemas.openxmlformats.org/officeDocument/2006/relationships" xmlns:m="http://schemas.openxmlformats.org/officeDocument/2006/math" xmlns:v="urn:schemas-microsoft-com:vml" xmlns:wp14="http://schemas.microsoft.com/office/word/2010/wordprocessingDrawing" xmlns:wp="http://schemas.openxmlformats.org/drawingml/2006/wordprocessingDrawing" xmlns:w10="urn:schemas-microsoft-com:office:word" xmlns:w="http://schemas.openxmlformats.org/wordprocessingml/2006/main" xmlns:w14="http://schemas.microsoft.com/office/word/2010/wordml" xmlns:w15="http://schemas.microsoft.com/office/word/2012/wordml" xmlns:w16cex="http://schemas.microsoft.com/office/word/2018/wordml/cex" xmlns:w16cid="http://schemas.microsoft.com/office/word/2016/wordml/cid" xmlns:w16="http://schemas.microsoft.com/office/word/2018/wordml" xmlns:w16sdtdh="http://schemas.microsoft.com/office/word/2020/wordml/sdtdatahash" xmlns:w16se="http://schemas.microsoft.com/office/word/2015/wordml/symex" xmlns:wpg="http://schemas.microsoft.com/office/word/2010/wordprocessingGroup" xmlns:wpi="http://schemas.microsoft.com/office/word/2010/wordprocessingInk" xmlns:wne="http://schemas.microsoft.com/office/word/2006/wordml" xmlns:wps="http://schemas.microsoft.com/office/word/2010/wordprocessingShape" mc:Ignorable="w14 w15 w16se w16cid w16 w16cex w16sdtdh wp14">
+<w:hdr xmlns:wpc="http://schemas.microsoft.com/office/word/2010/wordprocessingCanvas" xmlns:cx="http://schemas.microsoft.com/office/drawing/2014/chartex" xmlns:cx1="http://schemas.microsoft.com/office/drawing/2015/9/8/chartex" xmlns:cx2="http://schemas.microsoft.com/office/drawing/2015/10/21/chartex" xmlns:cx3="http://schemas.microsoft.com/office/drawing/2016/5/9/chartex" xmlns:cx4="http://schemas.microsoft.com/office/drawing/2016/5/10/chartex" xmlns:cx5="http://schemas.microsoft.com/office/drawing/2016/5/11/chartex" xmlns:cx6="http://schemas.microsoft.com/office/drawing/2016/5/12/chartex" xmlns:cx7="http://schemas.microsoft.com/office/drawing/2016/5/13/chartex" xmlns:cx8="http://schemas.microsoft.com/office/drawing/2016/5/14/chartex" xmlns:mc="http://schemas.openxmlformats.org/markup-compatibility/2006" xmlns:aink="http://schemas.microsoft.com/office/drawing/2016/ink" xmlns:am3d="http://schemas.microsoft.com/office/drawing/2017/model3d" xmlns:o="urn:schemas-microsoft-com:office:office" xmlns:oel="http://schemas.microsoft.com/office/2019/extlst" xmlns:r="http://schemas.openxmlformats.org/officeDocument/2006/relationships" xmlns:m="http://schemas.openxmlformats.org/officeDocument/2006/math" xmlns:v="urn:schemas-microsoft-com:vml" xmlns:wp14="http://schemas.microsoft.com/office/word/2010/wordprocessingDrawing" xmlns:wp="http://schemas.openxmlformats.org/drawingml/2006/wordprocessingDrawing" xmlns:w10="urn:schemas-microsoft-com:office:word" xmlns:w="http://schemas.openxmlformats.org/wordprocessingml/2006/main" xmlns:w14="http://schemas.microsoft.com/office/word/2010/wordml" xmlns:w15="http://schemas.microsoft.com/office/word/2012/wordml" xmlns:w16cex="http://schemas.microsoft.com/office/word/2018/wordml/cex" xmlns:w16cid="http://schemas.microsoft.com/office/word/2016/wordml/cid" xmlns:w16="http://schemas.microsoft.com/office/word/2018/wordml" xmlns:w16du="http://schemas.microsoft.com/office/word/2023/wordml/word16du" xmlns:w16sdtdh="http://schemas.microsoft.com/office/word/2020/wordml/sdtdatahash" xmlns:w16sdtfl="http://schemas.microsoft.com/office/word/2024/wordml/sdtformatlock" xmlns:w16se="http://schemas.microsoft.com/office/word/2015/wordml/symex" xmlns:wpg="http://schemas.microsoft.com/office/word/2010/wordprocessingGroup" xmlns:wpi="http://schemas.microsoft.com/office/word/2010/wordprocessingInk" xmlns:wne="http://schemas.microsoft.com/office/word/2006/wordml" xmlns:wps="http://schemas.microsoft.com/office/word/2010/wordprocessingShape" mc:Ignorable="w14 w15 w16se w16cid w16 w16cex w16sdtdh w16sdtfl w16du wp14">
   <w:p>
     <w:pPr>
       <w:pStyle w:val="Logo-Org"/>
@@ -6485,7 +6449,7 @@
 </file>
 
 <file path=word/numbering.xml><?xml version="1.0" encoding="utf-8"?>
-<w:numbering xmlns:wpc="http://schemas.microsoft.com/office/word/2010/wordprocessingCanvas" xmlns:cx="http://schemas.microsoft.com/office/drawing/2014/chartex" xmlns:cx1="http://schemas.microsoft.com/office/drawing/2015/9/8/chartex" xmlns:cx2="http://schemas.microsoft.com/office/drawing/2015/10/21/chartex" xmlns:cx3="http://schemas.microsoft.com/office/drawing/2016/5/9/chartex" xmlns:cx4="http://schemas.microsoft.com/office/drawing/2016/5/10/chartex" xmlns:cx5="http://schemas.microsoft.com/office/drawing/2016/5/11/chartex" xmlns:cx6="http://schemas.microsoft.com/office/drawing/2016/5/12/chartex" xmlns:cx7="http://schemas.microsoft.com/office/drawing/2016/5/13/chartex" xmlns:cx8="http://schemas.microsoft.com/office/drawing/2016/5/14/chartex" xmlns:mc="http://schemas.openxmlformats.org/markup-compatibility/2006" xmlns:aink="http://schemas.microsoft.com/office/drawing/2016/ink" xmlns:am3d="http://schemas.microsoft.com/office/drawing/2017/model3d" xmlns:o="urn:schemas-microsoft-com:office:office" xmlns:oel="http://schemas.microsoft.com/office/2019/extlst" xmlns:r="http://schemas.openxmlformats.org/officeDocument/2006/relationships" xmlns:m="http://schemas.openxmlformats.org/officeDocument/2006/math" xmlns:v="urn:schemas-microsoft-com:vml" xmlns:wp14="http://schemas.microsoft.com/office/word/2010/wordprocessingDrawing" xmlns:wp="http://schemas.openxmlformats.org/drawingml/2006/wordprocessingDrawing" xmlns:w10="urn:schemas-microsoft-com:office:word" xmlns:w="http://schemas.openxmlformats.org/wordprocessingml/2006/main" xmlns:w14="http://schemas.microsoft.com/office/word/2010/wordml" xmlns:w15="http://schemas.microsoft.com/office/word/2012/wordml" xmlns:w16cex="http://schemas.microsoft.com/office/word/2018/wordml/cex" xmlns:w16cid="http://schemas.microsoft.com/office/word/2016/wordml/cid" xmlns:w16="http://schemas.microsoft.com/office/word/2018/wordml" xmlns:w16sdtdh="http://schemas.microsoft.com/office/word/2020/wordml/sdtdatahash" xmlns:w16se="http://schemas.microsoft.com/office/word/2015/wordml/symex" xmlns:wpg="http://schemas.microsoft.com/office/word/2010/wordprocessingGroup" xmlns:wpi="http://schemas.microsoft.com/office/word/2010/wordprocessingInk" xmlns:wne="http://schemas.microsoft.com/office/word/2006/wordml" xmlns:wps="http://schemas.microsoft.com/office/word/2010/wordprocessingShape" mc:Ignorable="w14 w15 w16se w16cid w16 w16cex w16sdtdh wp14">
+<w:numbering xmlns:wpc="http://schemas.microsoft.com/office/word/2010/wordprocessingCanvas" xmlns:cx="http://schemas.microsoft.com/office/drawing/2014/chartex" xmlns:cx1="http://schemas.microsoft.com/office/drawing/2015/9/8/chartex" xmlns:cx2="http://schemas.microsoft.com/office/drawing/2015/10/21/chartex" xmlns:cx3="http://schemas.microsoft.com/office/drawing/2016/5/9/chartex" xmlns:cx4="http://schemas.microsoft.com/office/drawing/2016/5/10/chartex" xmlns:cx5="http://schemas.microsoft.com/office/drawing/2016/5/11/chartex" xmlns:cx6="http://schemas.microsoft.com/office/drawing/2016/5/12/chartex" xmlns:cx7="http://schemas.microsoft.com/office/drawing/2016/5/13/chartex" xmlns:cx8="http://schemas.microsoft.com/office/drawing/2016/5/14/chartex" xmlns:mc="http://schemas.openxmlformats.org/markup-compatibility/2006" xmlns:aink="http://schemas.microsoft.com/office/drawing/2016/ink" xmlns:am3d="http://schemas.microsoft.com/office/drawing/2017/model3d" xmlns:o="urn:schemas-microsoft-com:office:office" xmlns:oel="http://schemas.microsoft.com/office/2019/extlst" xmlns:r="http://schemas.openxmlformats.org/officeDocument/2006/relationships" xmlns:m="http://schemas.openxmlformats.org/officeDocument/2006/math" xmlns:v="urn:schemas-microsoft-com:vml" xmlns:wp14="http://schemas.microsoft.com/office/word/2010/wordprocessingDrawing" xmlns:wp="http://schemas.openxmlformats.org/drawingml/2006/wordprocessingDrawing" xmlns:w10="urn:schemas-microsoft-com:office:word" xmlns:w="http://schemas.openxmlformats.org/wordprocessingml/2006/main" xmlns:w14="http://schemas.microsoft.com/office/word/2010/wordml" xmlns:w15="http://schemas.microsoft.com/office/word/2012/wordml" xmlns:w16cex="http://schemas.microsoft.com/office/word/2018/wordml/cex" xmlns:w16cid="http://schemas.microsoft.com/office/word/2016/wordml/cid" xmlns:w16="http://schemas.microsoft.com/office/word/2018/wordml" xmlns:w16du="http://schemas.microsoft.com/office/word/2023/wordml/word16du" xmlns:w16sdtdh="http://schemas.microsoft.com/office/word/2020/wordml/sdtdatahash" xmlns:w16sdtfl="http://schemas.microsoft.com/office/word/2024/wordml/sdtformatlock" xmlns:w16se="http://schemas.microsoft.com/office/word/2015/wordml/symex" xmlns:wpg="http://schemas.microsoft.com/office/word/2010/wordprocessingGroup" xmlns:wpi="http://schemas.microsoft.com/office/word/2010/wordprocessingInk" xmlns:wne="http://schemas.microsoft.com/office/word/2006/wordml" xmlns:wps="http://schemas.microsoft.com/office/word/2010/wordprocessingShape" mc:Ignorable="w14 w15 w16se w16cid w16 w16cex w16sdtdh w16sdtfl w16du wp14">
   <w:abstractNum w:abstractNumId="0" w15:restartNumberingAfterBreak="0">
     <w:nsid w:val="0F794D4F"/>
     <w:multiLevelType w:val="multilevel"/>
@@ -7502,7 +7466,7 @@
 </file>
 
 <file path=word/styles.xml><?xml version="1.0" encoding="utf-8"?>
-<w:styles xmlns:mc="http://schemas.openxmlformats.org/markup-compatibility/2006" xmlns:r="http://schemas.openxmlformats.org/officeDocument/2006/relationships" xmlns:w="http://schemas.openxmlformats.org/wordprocessingml/2006/main" xmlns:w14="http://schemas.microsoft.com/office/word/2010/wordml" xmlns:w15="http://schemas.microsoft.com/office/word/2012/wordml" xmlns:w16cex="http://schemas.microsoft.com/office/word/2018/wordml/cex" xmlns:w16cid="http://schemas.microsoft.com/office/word/2016/wordml/cid" xmlns:w16="http://schemas.microsoft.com/office/word/2018/wordml" xmlns:w16sdtdh="http://schemas.microsoft.com/office/word/2020/wordml/sdtdatahash" xmlns:w16se="http://schemas.microsoft.com/office/word/2015/wordml/symex" mc:Ignorable="w14 w15 w16se w16cid w16 w16cex w16sdtdh">
+<w:styles xmlns:mc="http://schemas.openxmlformats.org/markup-compatibility/2006" xmlns:r="http://schemas.openxmlformats.org/officeDocument/2006/relationships" xmlns:w="http://schemas.openxmlformats.org/wordprocessingml/2006/main" xmlns:w14="http://schemas.microsoft.com/office/word/2010/wordml" xmlns:w15="http://schemas.microsoft.com/office/word/2012/wordml" xmlns:w16cex="http://schemas.microsoft.com/office/word/2018/wordml/cex" xmlns:w16cid="http://schemas.microsoft.com/office/word/2016/wordml/cid" xmlns:w16="http://schemas.microsoft.com/office/word/2018/wordml" xmlns:w16du="http://schemas.microsoft.com/office/word/2023/wordml/word16du" xmlns:w16sdtdh="http://schemas.microsoft.com/office/word/2020/wordml/sdtdatahash" xmlns:w16sdtfl="http://schemas.microsoft.com/office/word/2024/wordml/sdtformatlock" xmlns:w16se="http://schemas.microsoft.com/office/word/2015/wordml/symex" mc:Ignorable="w14 w15 w16se w16cid w16 w16cex w16sdtdh w16sdtfl w16du">
   <w:docDefaults>
     <w:rPrDefault>
       <w:rPr>
@@ -9480,81 +9444,15 @@
 </file>
 
 <file path=customXml/item1.xml><?xml version="1.0" encoding="utf-8"?>
-<p:properties xmlns:p="http://schemas.microsoft.com/office/2006/metadata/properties" xmlns:xsi="http://www.w3.org/2001/XMLSchema-instance" xmlns:pc="http://schemas.microsoft.com/office/infopath/2007/PartnerControls">
-  <documentManagement>
-    <_ip_UnifiedCompliancePolicyProperties xmlns="http://schemas.microsoft.com/sharepoint/v3" xsi:nil="true"/>
-    <_ip_UnifiedCompliancePolicyUIAction xmlns="http://schemas.microsoft.com/sharepoint/v3" xsi:nil="true"/>
-    <lcf76f155ced4ddcb4097134ff3c332f xmlns="139127ee-9518-45d9-9514-77dc8f273ced">
-      <Terms xmlns="http://schemas.microsoft.com/office/infopath/2007/PartnerControls"/>
-    </lcf76f155ced4ddcb4097134ff3c332f>
-    <_x0020_ xmlns="139127ee-9518-45d9-9514-77dc8f273ced" xsi:nil="true"/>
-    <DateandTime xmlns="139127ee-9518-45d9-9514-77dc8f273ced" xsi:nil="true"/>
-    <Comment xmlns="139127ee-9518-45d9-9514-77dc8f273ced" xsi:nil="true"/>
-    <TaxCatchAll xmlns="d267a1a7-8edd-4111-a118-4a206d87cecc" xsi:nil="true"/>
-    <_dlc_DocId xmlns="e1b0dd96-a81d-477c-8ece-ee9c4f66c737">MOED-597021718-2941</_dlc_DocId>
-    <_dlc_DocIdUrl xmlns="e1b0dd96-a81d-477c-8ece-ee9c4f66c737">
-      <Url>https://educationgovtnz.sharepoint.com/sites/GRPMoEICTTPHMStrengtheningCyberSecurityandDigitalServicesinK/_layouts/15/DocIdRedir.aspx?ID=MOED-597021718-2941</Url>
-      <Description>MOED-597021718-2941</Description>
-    </_dlc_DocIdUrl>
-  </documentManagement>
-</p:properties>
+<?mso-contentType ?>
+<FormTemplates xmlns="http://schemas.microsoft.com/sharepoint/v3/contenttype/forms">
+  <Display>DocumentLibraryForm</Display>
+  <Edit>DocumentLibraryForm</Edit>
+  <New>DocumentLibraryForm</New>
+</FormTemplates>
 </file>
 
 <file path=customXml/item2.xml><?xml version="1.0" encoding="utf-8"?>
-<?mso-contentType ?>
-<spe:Receivers xmlns:spe="http://schemas.microsoft.com/sharepoint/events">
-  <Receiver>
-    <Name>Document ID Generator</Name>
-    <Synchronization>Synchronous</Synchronization>
-    <Type>10001</Type>
-    <SequenceNumber>1000</SequenceNumber>
-    <Url/>
-    <Assembly>Microsoft.Office.DocumentManagement, Version=16.0.0.0, Culture=neutral, PublicKeyToken=71e9bce111e9429c</Assembly>
-    <Class>Microsoft.Office.DocumentManagement.Internal.DocIdHandler</Class>
-    <Data/>
-    <Filter/>
-  </Receiver>
-  <Receiver>
-    <Name>Document ID Generator</Name>
-    <Synchronization>Synchronous</Synchronization>
-    <Type>10002</Type>
-    <SequenceNumber>1001</SequenceNumber>
-    <Url/>
-    <Assembly>Microsoft.Office.DocumentManagement, Version=16.0.0.0, Culture=neutral, PublicKeyToken=71e9bce111e9429c</Assembly>
-    <Class>Microsoft.Office.DocumentManagement.Internal.DocIdHandler</Class>
-    <Data/>
-    <Filter/>
-  </Receiver>
-  <Receiver>
-    <Name>Document ID Generator</Name>
-    <Synchronization>Synchronous</Synchronization>
-    <Type>10004</Type>
-    <SequenceNumber>1002</SequenceNumber>
-    <Url/>
-    <Assembly>Microsoft.Office.DocumentManagement, Version=16.0.0.0, Culture=neutral, PublicKeyToken=71e9bce111e9429c</Assembly>
-    <Class>Microsoft.Office.DocumentManagement.Internal.DocIdHandler</Class>
-    <Data/>
-    <Filter/>
-  </Receiver>
-  <Receiver>
-    <Name>Document ID Generator</Name>
-    <Synchronization>Synchronous</Synchronization>
-    <Type>10006</Type>
-    <SequenceNumber>1003</SequenceNumber>
-    <Url/>
-    <Assembly>Microsoft.Office.DocumentManagement, Version=16.0.0.0, Culture=neutral, PublicKeyToken=71e9bce111e9429c</Assembly>
-    <Class>Microsoft.Office.DocumentManagement.Internal.DocIdHandler</Class>
-    <Data/>
-    <Filter/>
-  </Receiver>
-</spe:Receivers>
-</file>
-
-<file path=customXml/item3.xml><?xml version="1.0" encoding="utf-8"?>
-<b:Sources xmlns:b="http://schemas.openxmlformats.org/officeDocument/2006/bibliography" xmlns="http://schemas.openxmlformats.org/officeDocument/2006/bibliography" SelectedStyle="\APASixthEditionOfficeOnline.xsl" StyleName="APA" Version="6"/>
-</file>
-
-<file path=customXml/item4.xml><?xml version="1.0" encoding="utf-8"?>
 <ct:contentTypeSchema xmlns:ct="http://schemas.microsoft.com/office/2006/metadata/contentType" xmlns:ma="http://schemas.microsoft.com/office/2006/metadata/properties/metaAttributes" ct:_="" ma:_="" ma:contentTypeName="Document" ma:contentTypeID="0x010100B480C2AAFAD0314B93110FBA94AF803E" ma:contentTypeVersion="19" ma:contentTypeDescription="Create a new document." ma:contentTypeScope="" ma:versionID="74a3b9bfef33761f57034edf28b9506d">
   <xsd:schema xmlns:xsd="http://www.w3.org/2001/XMLSchema" xmlns:xs="http://www.w3.org/2001/XMLSchema" xmlns:p="http://schemas.microsoft.com/office/2006/metadata/properties" xmlns:ns1="http://schemas.microsoft.com/sharepoint/v3" xmlns:ns2="139127ee-9518-45d9-9514-77dc8f273ced" xmlns:ns3="e1b0dd96-a81d-477c-8ece-ee9c4f66c737" xmlns:ns4="d267a1a7-8edd-4111-a118-4a206d87cecc" targetNamespace="http://schemas.microsoft.com/office/2006/metadata/properties" ma:root="true" ma:fieldsID="ffc9e1ae2e65d33f32ce329a3d87134b" ns1:_="" ns2:_="" ns3:_="" ns4:_="">
     <xsd:import namespace="http://schemas.microsoft.com/sharepoint/v3"/>
@@ -9852,45 +9750,90 @@
 </ct:contentTypeSchema>
 </file>
 
+<file path=customXml/item3.xml><?xml version="1.0" encoding="utf-8"?>
+<b:Sources xmlns:b="http://schemas.openxmlformats.org/officeDocument/2006/bibliography" xmlns="http://schemas.openxmlformats.org/officeDocument/2006/bibliography" SelectedStyle="\APASixthEditionOfficeOnline.xsl" StyleName="APA" Version="6"/>
+</file>
+
+<file path=customXml/item4.xml><?xml version="1.0" encoding="utf-8"?>
+<?mso-contentType ?>
+<spe:Receivers xmlns:spe="http://schemas.microsoft.com/sharepoint/events">
+  <Receiver>
+    <Name>Document ID Generator</Name>
+    <Synchronization>Synchronous</Synchronization>
+    <Type>10001</Type>
+    <SequenceNumber>1000</SequenceNumber>
+    <Url/>
+    <Assembly>Microsoft.Office.DocumentManagement, Version=16.0.0.0, Culture=neutral, PublicKeyToken=71e9bce111e9429c</Assembly>
+    <Class>Microsoft.Office.DocumentManagement.Internal.DocIdHandler</Class>
+    <Data/>
+    <Filter/>
+  </Receiver>
+  <Receiver>
+    <Name>Document ID Generator</Name>
+    <Synchronization>Synchronous</Synchronization>
+    <Type>10002</Type>
+    <SequenceNumber>1001</SequenceNumber>
+    <Url/>
+    <Assembly>Microsoft.Office.DocumentManagement, Version=16.0.0.0, Culture=neutral, PublicKeyToken=71e9bce111e9429c</Assembly>
+    <Class>Microsoft.Office.DocumentManagement.Internal.DocIdHandler</Class>
+    <Data/>
+    <Filter/>
+  </Receiver>
+  <Receiver>
+    <Name>Document ID Generator</Name>
+    <Synchronization>Synchronous</Synchronization>
+    <Type>10004</Type>
+    <SequenceNumber>1002</SequenceNumber>
+    <Url/>
+    <Assembly>Microsoft.Office.DocumentManagement, Version=16.0.0.0, Culture=neutral, PublicKeyToken=71e9bce111e9429c</Assembly>
+    <Class>Microsoft.Office.DocumentManagement.Internal.DocIdHandler</Class>
+    <Data/>
+    <Filter/>
+  </Receiver>
+  <Receiver>
+    <Name>Document ID Generator</Name>
+    <Synchronization>Synchronous</Synchronization>
+    <Type>10006</Type>
+    <SequenceNumber>1003</SequenceNumber>
+    <Url/>
+    <Assembly>Microsoft.Office.DocumentManagement, Version=16.0.0.0, Culture=neutral, PublicKeyToken=71e9bce111e9429c</Assembly>
+    <Class>Microsoft.Office.DocumentManagement.Internal.DocIdHandler</Class>
+    <Data/>
+    <Filter/>
+  </Receiver>
+</spe:Receivers>
+</file>
+
 <file path=customXml/item5.xml><?xml version="1.0" encoding="utf-8"?>
-<?mso-contentType ?>
-<FormTemplates xmlns="http://schemas.microsoft.com/sharepoint/v3/contenttype/forms">
-  <Display>DocumentLibraryForm</Display>
-  <Edit>DocumentLibraryForm</Edit>
-  <New>DocumentLibraryForm</New>
-</FormTemplates>
+<p:properties xmlns:p="http://schemas.microsoft.com/office/2006/metadata/properties" xmlns:xsi="http://www.w3.org/2001/XMLSchema-instance" xmlns:pc="http://schemas.microsoft.com/office/infopath/2007/PartnerControls">
+  <documentManagement>
+    <_ip_UnifiedCompliancePolicyProperties xmlns="http://schemas.microsoft.com/sharepoint/v3" xsi:nil="true"/>
+    <_ip_UnifiedCompliancePolicyUIAction xmlns="http://schemas.microsoft.com/sharepoint/v3" xsi:nil="true"/>
+    <lcf76f155ced4ddcb4097134ff3c332f xmlns="139127ee-9518-45d9-9514-77dc8f273ced">
+      <Terms xmlns="http://schemas.microsoft.com/office/infopath/2007/PartnerControls"/>
+    </lcf76f155ced4ddcb4097134ff3c332f>
+    <_x0020_ xmlns="139127ee-9518-45d9-9514-77dc8f273ced" xsi:nil="true"/>
+    <DateandTime xmlns="139127ee-9518-45d9-9514-77dc8f273ced" xsi:nil="true"/>
+    <Comment xmlns="139127ee-9518-45d9-9514-77dc8f273ced" xsi:nil="true"/>
+    <TaxCatchAll xmlns="d267a1a7-8edd-4111-a118-4a206d87cecc" xsi:nil="true"/>
+    <_dlc_DocId xmlns="e1b0dd96-a81d-477c-8ece-ee9c4f66c737">MOED-597021718-2941</_dlc_DocId>
+    <_dlc_DocIdUrl xmlns="e1b0dd96-a81d-477c-8ece-ee9c4f66c737">
+      <Url>https://educationgovtnz.sharepoint.com/sites/GRPMoEICTTPHMStrengtheningCyberSecurityandDigitalServicesinK/_layouts/15/DocIdRedir.aspx?ID=MOED-597021718-2941</Url>
+      <Description>MOED-597021718-2941</Description>
+    </_dlc_DocIdUrl>
+  </documentManagement>
+</p:properties>
 </file>
 
 <file path=customXml/itemProps1.xml><?xml version="1.0" encoding="utf-8"?>
-<ds:datastoreItem xmlns:ds="http://schemas.openxmlformats.org/officeDocument/2006/customXml" ds:itemID="{6702286D-F273-4089-9CAA-235928BAA15D}">
+<ds:datastoreItem xmlns:ds="http://schemas.openxmlformats.org/officeDocument/2006/customXml" ds:itemID="{9834B279-DC96-488F-99E8-C29601DFA13D}">
   <ds:schemaRefs>
-    <ds:schemaRef ds:uri="http://schemas.microsoft.com/office/2006/metadata/properties"/>
-    <ds:schemaRef ds:uri="http://schemas.microsoft.com/office/infopath/2007/PartnerControls"/>
-    <ds:schemaRef ds:uri="http://schemas.microsoft.com/sharepoint/v3"/>
-    <ds:schemaRef ds:uri="139127ee-9518-45d9-9514-77dc8f273ced"/>
-    <ds:schemaRef ds:uri="d267a1a7-8edd-4111-a118-4a206d87cecc"/>
-    <ds:schemaRef ds:uri="e1b0dd96-a81d-477c-8ece-ee9c4f66c737"/>
+    <ds:schemaRef ds:uri="http://schemas.microsoft.com/sharepoint/v3/contenttype/forms"/>
   </ds:schemaRefs>
 </ds:datastoreItem>
 </file>
 
 <file path=customXml/itemProps2.xml><?xml version="1.0" encoding="utf-8"?>
-<ds:datastoreItem xmlns:ds="http://schemas.openxmlformats.org/officeDocument/2006/customXml" ds:itemID="{2023D3F9-1C64-4968-82D7-149C6251DAD6}">
-  <ds:schemaRefs>
-    <ds:schemaRef ds:uri="http://schemas.microsoft.com/sharepoint/events"/>
-  </ds:schemaRefs>
-</ds:datastoreItem>
-</file>
-
-<file path=customXml/itemProps3.xml><?xml version="1.0" encoding="utf-8"?>
-<ds:datastoreItem xmlns:ds="http://schemas.openxmlformats.org/officeDocument/2006/customXml" ds:itemID="{B5E2C1A7-32A2-494A-B871-83CBA7258EA8}">
-  <ds:schemaRefs>
-    <ds:schemaRef ds:uri="http://schemas.openxmlformats.org/officeDocument/2006/bibliography"/>
-  </ds:schemaRefs>
-</ds:datastoreItem>
-</file>
-
-<file path=customXml/itemProps4.xml><?xml version="1.0" encoding="utf-8"?>
 <ds:datastoreItem xmlns:ds="http://schemas.openxmlformats.org/officeDocument/2006/customXml" ds:itemID="{A92CC428-19C8-41A4-8077-F0319381BD4C}">
   <ds:schemaRefs>
     <ds:schemaRef ds:uri="http://schemas.microsoft.com/office/2006/metadata/contentType"/>
@@ -9911,10 +9854,31 @@
 </ds:datastoreItem>
 </file>
 
+<file path=customXml/itemProps3.xml><?xml version="1.0" encoding="utf-8"?>
+<ds:datastoreItem xmlns:ds="http://schemas.openxmlformats.org/officeDocument/2006/customXml" ds:itemID="{B5E2C1A7-32A2-494A-B871-83CBA7258EA8}">
+  <ds:schemaRefs>
+    <ds:schemaRef ds:uri="http://schemas.openxmlformats.org/officeDocument/2006/bibliography"/>
+  </ds:schemaRefs>
+</ds:datastoreItem>
+</file>
+
+<file path=customXml/itemProps4.xml><?xml version="1.0" encoding="utf-8"?>
+<ds:datastoreItem xmlns:ds="http://schemas.openxmlformats.org/officeDocument/2006/customXml" ds:itemID="{2023D3F9-1C64-4968-82D7-149C6251DAD6}">
+  <ds:schemaRefs>
+    <ds:schemaRef ds:uri="http://schemas.microsoft.com/sharepoint/events"/>
+  </ds:schemaRefs>
+</ds:datastoreItem>
+</file>
+
 <file path=customXml/itemProps5.xml><?xml version="1.0" encoding="utf-8"?>
-<ds:datastoreItem xmlns:ds="http://schemas.openxmlformats.org/officeDocument/2006/customXml" ds:itemID="{9834B279-DC96-488F-99E8-C29601DFA13D}">
+<ds:datastoreItem xmlns:ds="http://schemas.openxmlformats.org/officeDocument/2006/customXml" ds:itemID="{6702286D-F273-4089-9CAA-235928BAA15D}">
   <ds:schemaRefs>
-    <ds:schemaRef ds:uri="http://schemas.microsoft.com/sharepoint/v3/contenttype/forms"/>
+    <ds:schemaRef ds:uri="http://schemas.microsoft.com/office/2006/metadata/properties"/>
+    <ds:schemaRef ds:uri="http://schemas.microsoft.com/office/infopath/2007/PartnerControls"/>
+    <ds:schemaRef ds:uri="http://schemas.microsoft.com/sharepoint/v3"/>
+    <ds:schemaRef ds:uri="139127ee-9518-45d9-9514-77dc8f273ced"/>
+    <ds:schemaRef ds:uri="d267a1a7-8edd-4111-a118-4a206d87cecc"/>
+    <ds:schemaRef ds:uri="e1b0dd96-a81d-477c-8ece-ee9c4f66c737"/>
   </ds:schemaRefs>
 </ds:datastoreItem>
 </file>